--- a/CÔNG TY TNHH DUY TÂN FOODS/DuyTan_ChuyenDoiLoaiHinhDN/HoSo_DuyTan_01082026/HoSo_DuyTan_01082026/03_DuyTan_DanhSach_ChuSoHuuHuongLoi.docx
+++ b/CÔNG TY TNHH DUY TÂN FOODS/DuyTan_ChuyenDoiLoaiHinhDN/HoSo_DuyTan_01082026/HoSo_DuyTan_01082026/03_DuyTan_DanhSach_ChuSoHuuHuongLoi.docx
@@ -1,6 +1,6 @@
 
 <file path=word/document.xml><?xml version="1.0" encoding="utf-8"?>
-<w:document xmlns:wpc="http://schemas.microsoft.com/office/word/2010/wordprocessingCanvas" xmlns:cx="http://schemas.microsoft.com/office/drawing/2014/chartex" xmlns:cx1="http://schemas.microsoft.com/office/drawing/2015/9/8/chartex" xmlns:mc="http://schemas.openxmlformats.org/markup-compatibility/2006" xmlns:o="urn:schemas-microsoft-com:office:office" xmlns:r="http://schemas.openxmlformats.org/officeDocument/2006/relationships" xmlns:m="http://schemas.openxmlformats.org/officeDocument/2006/math" xmlns:v="urn:schemas-microsoft-com:vml" xmlns:wp14="http://schemas.microsoft.com/office/word/2010/wordprocessingDrawing" xmlns:wp="http://schemas.openxmlformats.org/drawingml/2006/wordprocessingDrawing" xmlns:w10="urn:schemas-microsoft-com:office:word" xmlns:w="http://schemas.openxmlformats.org/wordprocessingml/2006/main" xmlns:w14="http://schemas.microsoft.com/office/word/2010/wordml" xmlns:w15="http://schemas.microsoft.com/office/word/2012/wordml" xmlns:w16se="http://schemas.microsoft.com/office/word/2015/wordml/symex" xmlns:wpg="http://schemas.microsoft.com/office/word/2010/wordprocessingGroup" xmlns:wpi="http://schemas.microsoft.com/office/word/2010/wordprocessingInk" xmlns:wne="http://schemas.microsoft.com/office/word/2006/wordml" xmlns:wps="http://schemas.microsoft.com/office/word/2010/wordprocessingShape" mc:Ignorable="w14 w15 w16se wp14">
+<w:document xmlns:wpc="http://schemas.microsoft.com/office/word/2010/wordprocessingCanvas" xmlns:cx="http://schemas.microsoft.com/office/drawing/2014/chartex" xmlns:cx1="http://schemas.microsoft.com/office/drawing/2015/9/8/chartex" xmlns:cx2="http://schemas.microsoft.com/office/drawing/2015/10/21/chartex" xmlns:cx3="http://schemas.microsoft.com/office/drawing/2016/5/9/chartex" xmlns:cx4="http://schemas.microsoft.com/office/drawing/2016/5/10/chartex" xmlns:cx5="http://schemas.microsoft.com/office/drawing/2016/5/11/chartex" xmlns:cx6="http://schemas.microsoft.com/office/drawing/2016/5/12/chartex" xmlns:cx7="http://schemas.microsoft.com/office/drawing/2016/5/13/chartex" xmlns:cx8="http://schemas.microsoft.com/office/drawing/2016/5/14/chartex" xmlns:mc="http://schemas.openxmlformats.org/markup-compatibility/2006" xmlns:aink="http://schemas.microsoft.com/office/drawing/2016/ink" xmlns:am3d="http://schemas.microsoft.com/office/drawing/2017/model3d" xmlns:o="urn:schemas-microsoft-com:office:office" xmlns:oel="http://schemas.microsoft.com/office/2019/extlst" xmlns:r="http://schemas.openxmlformats.org/officeDocument/2006/relationships" xmlns:m="http://schemas.openxmlformats.org/officeDocument/2006/math" xmlns:v="urn:schemas-microsoft-com:vml" xmlns:wp14="http://schemas.microsoft.com/office/word/2010/wordprocessingDrawing" xmlns:wp="http://schemas.openxmlformats.org/drawingml/2006/wordprocessingDrawing" xmlns:w10="urn:schemas-microsoft-com:office:word" xmlns:w="http://schemas.openxmlformats.org/wordprocessingml/2006/main" xmlns:w14="http://schemas.microsoft.com/office/word/2010/wordml" xmlns:w15="http://schemas.microsoft.com/office/word/2012/wordml" xmlns:w16cex="http://schemas.microsoft.com/office/word/2018/wordml/cex" xmlns:w16cid="http://schemas.microsoft.com/office/word/2016/wordml/cid" xmlns:w16="http://schemas.microsoft.com/office/word/2018/wordml" xmlns:w16du="http://schemas.microsoft.com/office/word/2023/wordml/word16du" xmlns:w16sdtdh="http://schemas.microsoft.com/office/word/2020/wordml/sdtdatahash" xmlns:w16sdtfl="http://schemas.microsoft.com/office/word/2024/wordml/sdtformatlock" xmlns:w16se="http://schemas.microsoft.com/office/word/2015/wordml/symex" xmlns:wpg="http://schemas.microsoft.com/office/word/2010/wordprocessingGroup" xmlns:wpi="http://schemas.microsoft.com/office/word/2010/wordprocessingInk" xmlns:wne="http://schemas.microsoft.com/office/word/2006/wordml" xmlns:wps="http://schemas.microsoft.com/office/word/2010/wordprocessingShape" mc:Ignorable="w14 w15 w16se w16cid w16 w16cex w16sdtdh w16sdtfl w16du wp14">
   <w:body>
     <w:p>
       <w:pPr>
@@ -65,17 +65,17 @@
       </w:tblPr>
       <w:tblGrid>
         <w:gridCol w:w="707"/>
-        <w:gridCol w:w="1229"/>
-        <w:gridCol w:w="1490"/>
-        <w:gridCol w:w="771"/>
-        <w:gridCol w:w="2455"/>
+        <w:gridCol w:w="1203"/>
+        <w:gridCol w:w="1235"/>
+        <w:gridCol w:w="1710"/>
+        <w:gridCol w:w="1782"/>
         <w:gridCol w:w="805"/>
         <w:gridCol w:w="697"/>
-        <w:gridCol w:w="1282"/>
-        <w:gridCol w:w="1065"/>
+        <w:gridCol w:w="1396"/>
+        <w:gridCol w:w="957"/>
         <w:gridCol w:w="918"/>
-        <w:gridCol w:w="1809"/>
-        <w:gridCol w:w="727"/>
+        <w:gridCol w:w="1817"/>
+        <w:gridCol w:w="728"/>
       </w:tblGrid>
       <w:tr>
         <w:trPr>
@@ -94,16 +94,16 @@
               <w:rPr>
                 <w:b/>
                 <w:bCs/>
-                <w:sz w:val="24"/>
-                <w:szCs w:val="24"/>
-              </w:rPr>
-            </w:pPr>
-            <w:r>
-              <w:rPr>
-                <w:b/>
-                <w:bCs/>
-                <w:sz w:val="24"/>
-                <w:szCs w:val="24"/>
+                <w:sz w:val="22"/>
+                <w:szCs w:val="22"/>
+              </w:rPr>
+            </w:pPr>
+            <w:r>
+              <w:rPr>
+                <w:b/>
+                <w:bCs/>
+                <w:sz w:val="22"/>
+                <w:szCs w:val="22"/>
               </w:rPr>
               <w:t>STT</w:t>
             </w:r>
@@ -121,16 +121,16 @@
               <w:rPr>
                 <w:b/>
                 <w:bCs/>
-                <w:sz w:val="24"/>
-                <w:szCs w:val="24"/>
-              </w:rPr>
-            </w:pPr>
-            <w:r>
-              <w:rPr>
-                <w:b/>
-                <w:bCs/>
-                <w:sz w:val="24"/>
-                <w:szCs w:val="24"/>
+                <w:sz w:val="22"/>
+                <w:szCs w:val="22"/>
+              </w:rPr>
+            </w:pPr>
+            <w:r>
+              <w:rPr>
+                <w:b/>
+                <w:bCs/>
+                <w:sz w:val="22"/>
+                <w:szCs w:val="22"/>
               </w:rPr>
               <w:t>Họ và tên</w:t>
             </w:r>
@@ -138,7 +138,7 @@
         </w:tc>
         <w:tc>
           <w:tcPr>
-            <w:tcW w:w="1492" w:type="dxa"/>
+            <w:tcW w:w="1235" w:type="dxa"/>
             <w:vMerge w:val="restart"/>
             <w:vAlign w:val="center"/>
           </w:tcPr>
@@ -148,16 +148,16 @@
               <w:rPr>
                 <w:b/>
                 <w:bCs/>
-                <w:sz w:val="24"/>
-                <w:szCs w:val="24"/>
-              </w:rPr>
-            </w:pPr>
-            <w:r>
-              <w:rPr>
-                <w:b/>
-                <w:bCs/>
-                <w:sz w:val="24"/>
-                <w:szCs w:val="24"/>
+                <w:sz w:val="22"/>
+                <w:szCs w:val="22"/>
+              </w:rPr>
+            </w:pPr>
+            <w:r>
+              <w:rPr>
+                <w:b/>
+                <w:bCs/>
+                <w:sz w:val="22"/>
+                <w:szCs w:val="22"/>
               </w:rPr>
               <w:t>Ngày, tháng, năm sinh</w:t>
             </w:r>
@@ -165,7 +165,7 @@
         </w:tc>
         <w:tc>
           <w:tcPr>
-            <w:tcW w:w="772" w:type="dxa"/>
+            <w:tcW w:w="1710" w:type="dxa"/>
             <w:vMerge w:val="restart"/>
             <w:vAlign w:val="center"/>
           </w:tcPr>
@@ -175,16 +175,16 @@
               <w:rPr>
                 <w:b/>
                 <w:bCs/>
-                <w:sz w:val="24"/>
-                <w:szCs w:val="24"/>
-              </w:rPr>
-            </w:pPr>
-            <w:r>
-              <w:rPr>
-                <w:b/>
-                <w:bCs/>
-                <w:sz w:val="24"/>
-                <w:szCs w:val="24"/>
+                <w:sz w:val="22"/>
+                <w:szCs w:val="22"/>
+              </w:rPr>
+            </w:pPr>
+            <w:r>
+              <w:rPr>
+                <w:b/>
+                <w:bCs/>
+                <w:sz w:val="22"/>
+                <w:szCs w:val="22"/>
               </w:rPr>
               <w:t>Giới tính</w:t>
             </w:r>
@@ -192,7 +192,7 @@
         </w:tc>
         <w:tc>
           <w:tcPr>
-            <w:tcW w:w="2463" w:type="dxa"/>
+            <w:tcW w:w="1782" w:type="dxa"/>
             <w:vMerge w:val="restart"/>
             <w:vAlign w:val="center"/>
           </w:tcPr>
@@ -202,8 +202,8 @@
               <w:rPr>
                 <w:b/>
                 <w:bCs/>
-                <w:sz w:val="24"/>
-                <w:szCs w:val="24"/>
+                <w:sz w:val="22"/>
+                <w:szCs w:val="22"/>
               </w:rPr>
             </w:pPr>
             <w:r>
@@ -211,8 +211,8 @@
                 <w:b/>
                 <w:bCs/>
                 <w:spacing w:val="-20"/>
-                <w:sz w:val="24"/>
-                <w:szCs w:val="24"/>
+                <w:sz w:val="22"/>
+                <w:szCs w:val="22"/>
               </w:rPr>
               <w:t>Số, ngày cấp, cơ quan cấp Giấy tờ pháp lý của cá nhân</w:t>
             </w:r>
@@ -221,8 +221,8 @@
                 <w:b/>
                 <w:bCs/>
                 <w:spacing w:val="-20"/>
-                <w:sz w:val="24"/>
-                <w:szCs w:val="24"/>
+                <w:sz w:val="22"/>
+                <w:szCs w:val="22"/>
                 <w:vertAlign w:val="superscript"/>
               </w:rPr>
               <w:footnoteReference w:id="1"/>
@@ -241,16 +241,16 @@
               <w:rPr>
                 <w:b/>
                 <w:bCs/>
-                <w:sz w:val="24"/>
-                <w:szCs w:val="24"/>
-              </w:rPr>
-            </w:pPr>
-            <w:r>
-              <w:rPr>
-                <w:b/>
-                <w:bCs/>
-                <w:sz w:val="24"/>
-                <w:szCs w:val="24"/>
+                <w:sz w:val="22"/>
+                <w:szCs w:val="22"/>
+              </w:rPr>
+            </w:pPr>
+            <w:r>
+              <w:rPr>
+                <w:b/>
+                <w:bCs/>
+                <w:sz w:val="22"/>
+                <w:szCs w:val="22"/>
               </w:rPr>
               <w:t>Quốc tịch</w:t>
             </w:r>
@@ -258,8 +258,8 @@
               <w:rPr>
                 <w:b/>
                 <w:bCs/>
-                <w:sz w:val="24"/>
-                <w:szCs w:val="24"/>
+                <w:sz w:val="22"/>
+                <w:szCs w:val="22"/>
               </w:rPr>
               <w:t xml:space="preserve"> </w:t>
             </w:r>
@@ -277,8 +277,8 @@
               <w:rPr>
                 <w:b/>
                 <w:bCs/>
-                <w:sz w:val="24"/>
-                <w:szCs w:val="24"/>
+                <w:sz w:val="22"/>
+                <w:szCs w:val="22"/>
                 <w:lang w:val="en-GB"/>
               </w:rPr>
             </w:pPr>
@@ -286,8 +286,8 @@
               <w:rPr>
                 <w:b/>
                 <w:bCs/>
-                <w:sz w:val="24"/>
-                <w:szCs w:val="24"/>
+                <w:sz w:val="22"/>
+                <w:szCs w:val="22"/>
               </w:rPr>
               <w:t>Dân tộc</w:t>
             </w:r>
@@ -296,8 +296,8 @@
                 <w:b/>
                 <w:bCs/>
                 <w:spacing w:val="-20"/>
-                <w:sz w:val="24"/>
-                <w:szCs w:val="24"/>
+                <w:sz w:val="22"/>
+                <w:szCs w:val="22"/>
               </w:rPr>
               <w:t xml:space="preserve"> </w:t>
             </w:r>
@@ -305,7 +305,7 @@
         </w:tc>
         <w:tc>
           <w:tcPr>
-            <w:tcW w:w="1285" w:type="dxa"/>
+            <w:tcW w:w="1396" w:type="dxa"/>
             <w:vMerge w:val="restart"/>
             <w:vAlign w:val="center"/>
           </w:tcPr>
@@ -315,16 +315,16 @@
               <w:rPr>
                 <w:b/>
                 <w:bCs/>
-                <w:sz w:val="24"/>
-                <w:szCs w:val="24"/>
-              </w:rPr>
-            </w:pPr>
-            <w:r>
-              <w:rPr>
-                <w:b/>
-                <w:bCs/>
-                <w:sz w:val="24"/>
-                <w:szCs w:val="24"/>
+                <w:sz w:val="22"/>
+                <w:szCs w:val="22"/>
+              </w:rPr>
+            </w:pPr>
+            <w:r>
+              <w:rPr>
+                <w:b/>
+                <w:bCs/>
+                <w:sz w:val="22"/>
+                <w:szCs w:val="22"/>
               </w:rPr>
               <w:t>Địa chỉ</w:t>
             </w:r>
@@ -332,8 +332,8 @@
               <w:rPr>
                 <w:b/>
                 <w:bCs/>
-                <w:sz w:val="24"/>
-                <w:szCs w:val="24"/>
+                <w:sz w:val="22"/>
+                <w:szCs w:val="22"/>
               </w:rPr>
               <w:br/>
               <w:t>liên lạc</w:t>
@@ -342,7 +342,7 @@
         </w:tc>
         <w:tc>
           <w:tcPr>
-            <w:tcW w:w="3803" w:type="dxa"/>
+            <w:tcW w:w="3692" w:type="dxa"/>
             <w:gridSpan w:val="3"/>
             <w:vAlign w:val="center"/>
           </w:tcPr>
@@ -352,17 +352,16 @@
               <w:rPr>
                 <w:b/>
                 <w:bCs/>
-                <w:sz w:val="24"/>
-                <w:szCs w:val="24"/>
-                <w:lang w:val="en-GB"/>
-              </w:rPr>
-            </w:pPr>
-            <w:r>
-              <w:rPr>
-                <w:b/>
-                <w:bCs/>
-                <w:sz w:val="24"/>
-                <w:szCs w:val="24"/>
+                <w:sz w:val="22"/>
+                <w:szCs w:val="22"/>
+              </w:rPr>
+            </w:pPr>
+            <w:r>
+              <w:rPr>
+                <w:b/>
+                <w:bCs/>
+                <w:sz w:val="22"/>
+                <w:szCs w:val="22"/>
               </w:rPr>
               <w:t>Chủ sở hữu hưởng lợi của doanh nghiệp</w:t>
             </w:r>
@@ -370,8 +369,8 @@
               <w:rPr>
                 <w:b/>
                 <w:bCs/>
-                <w:sz w:val="24"/>
-                <w:szCs w:val="24"/>
+                <w:sz w:val="22"/>
+                <w:szCs w:val="22"/>
                 <w:vertAlign w:val="superscript"/>
               </w:rPr>
               <w:footnoteReference w:id="2"/>
@@ -390,8 +389,8 @@
               <w:rPr>
                 <w:b/>
                 <w:bCs/>
-                <w:sz w:val="24"/>
-                <w:szCs w:val="24"/>
+                <w:sz w:val="22"/>
+                <w:szCs w:val="22"/>
               </w:rPr>
             </w:pPr>
             <w:r>
@@ -399,8 +398,8 @@
                 <w:b/>
                 <w:bCs/>
                 <w:spacing w:val="-20"/>
-                <w:sz w:val="24"/>
-                <w:szCs w:val="24"/>
+                <w:sz w:val="22"/>
+                <w:szCs w:val="22"/>
               </w:rPr>
               <w:t>Ghi chú (nếu có)</w:t>
             </w:r>
@@ -422,8 +421,8 @@
               <w:jc w:val="center"/>
               <w:rPr>
                 <w:b/>
-                <w:sz w:val="24"/>
-                <w:szCs w:val="24"/>
+                <w:sz w:val="22"/>
+                <w:szCs w:val="22"/>
               </w:rPr>
             </w:pPr>
           </w:p>
@@ -439,15 +438,15 @@
               <w:jc w:val="center"/>
               <w:rPr>
                 <w:b/>
-                <w:sz w:val="24"/>
-                <w:szCs w:val="24"/>
-              </w:rPr>
-            </w:pPr>
-          </w:p>
-        </w:tc>
-        <w:tc>
-          <w:tcPr>
-            <w:tcW w:w="1492" w:type="dxa"/>
+                <w:sz w:val="22"/>
+                <w:szCs w:val="22"/>
+              </w:rPr>
+            </w:pPr>
+          </w:p>
+        </w:tc>
+        <w:tc>
+          <w:tcPr>
+            <w:tcW w:w="1235" w:type="dxa"/>
             <w:vMerge/>
             <w:vAlign w:val="center"/>
           </w:tcPr>
@@ -456,15 +455,15 @@
               <w:jc w:val="center"/>
               <w:rPr>
                 <w:b/>
-                <w:sz w:val="24"/>
-                <w:szCs w:val="24"/>
-              </w:rPr>
-            </w:pPr>
-          </w:p>
-        </w:tc>
-        <w:tc>
-          <w:tcPr>
-            <w:tcW w:w="772" w:type="dxa"/>
+                <w:sz w:val="22"/>
+                <w:szCs w:val="22"/>
+              </w:rPr>
+            </w:pPr>
+          </w:p>
+        </w:tc>
+        <w:tc>
+          <w:tcPr>
+            <w:tcW w:w="1710" w:type="dxa"/>
             <w:vMerge/>
             <w:vAlign w:val="center"/>
           </w:tcPr>
@@ -473,15 +472,15 @@
               <w:jc w:val="center"/>
               <w:rPr>
                 <w:b/>
-                <w:sz w:val="24"/>
-                <w:szCs w:val="24"/>
-              </w:rPr>
-            </w:pPr>
-          </w:p>
-        </w:tc>
-        <w:tc>
-          <w:tcPr>
-            <w:tcW w:w="2463" w:type="dxa"/>
+                <w:sz w:val="22"/>
+                <w:szCs w:val="22"/>
+              </w:rPr>
+            </w:pPr>
+          </w:p>
+        </w:tc>
+        <w:tc>
+          <w:tcPr>
+            <w:tcW w:w="1782" w:type="dxa"/>
             <w:vMerge/>
             <w:vAlign w:val="center"/>
           </w:tcPr>
@@ -490,8 +489,8 @@
               <w:jc w:val="center"/>
               <w:rPr>
                 <w:b/>
-                <w:sz w:val="24"/>
-                <w:szCs w:val="24"/>
+                <w:sz w:val="22"/>
+                <w:szCs w:val="22"/>
               </w:rPr>
             </w:pPr>
           </w:p>
@@ -507,8 +506,8 @@
               <w:jc w:val="center"/>
               <w:rPr>
                 <w:b/>
-                <w:sz w:val="24"/>
-                <w:szCs w:val="24"/>
+                <w:sz w:val="22"/>
+                <w:szCs w:val="22"/>
               </w:rPr>
             </w:pPr>
           </w:p>
@@ -524,15 +523,15 @@
               <w:jc w:val="center"/>
               <w:rPr>
                 <w:b/>
-                <w:sz w:val="24"/>
-                <w:szCs w:val="24"/>
-              </w:rPr>
-            </w:pPr>
-          </w:p>
-        </w:tc>
-        <w:tc>
-          <w:tcPr>
-            <w:tcW w:w="1285" w:type="dxa"/>
+                <w:sz w:val="22"/>
+                <w:szCs w:val="22"/>
+              </w:rPr>
+            </w:pPr>
+          </w:p>
+        </w:tc>
+        <w:tc>
+          <w:tcPr>
+            <w:tcW w:w="1396" w:type="dxa"/>
             <w:vMerge/>
             <w:vAlign w:val="center"/>
           </w:tcPr>
@@ -541,33 +540,33 @@
               <w:jc w:val="center"/>
               <w:rPr>
                 <w:b/>
-                <w:sz w:val="24"/>
-                <w:szCs w:val="24"/>
-              </w:rPr>
-            </w:pPr>
-          </w:p>
-        </w:tc>
-        <w:tc>
-          <w:tcPr>
-            <w:tcW w:w="1068" w:type="dxa"/>
-            <w:vAlign w:val="center"/>
-          </w:tcPr>
-          <w:p>
-            <w:pPr>
-              <w:jc w:val="center"/>
-              <w:rPr>
-                <w:b/>
-                <w:bCs/>
-                <w:sz w:val="24"/>
-                <w:szCs w:val="24"/>
-              </w:rPr>
-            </w:pPr>
-            <w:r>
-              <w:rPr>
-                <w:b/>
-                <w:bCs/>
-                <w:sz w:val="24"/>
-                <w:szCs w:val="24"/>
+                <w:sz w:val="22"/>
+                <w:szCs w:val="22"/>
+              </w:rPr>
+            </w:pPr>
+          </w:p>
+        </w:tc>
+        <w:tc>
+          <w:tcPr>
+            <w:tcW w:w="957" w:type="dxa"/>
+            <w:vAlign w:val="center"/>
+          </w:tcPr>
+          <w:p>
+            <w:pPr>
+              <w:jc w:val="center"/>
+              <w:rPr>
+                <w:b/>
+                <w:bCs/>
+                <w:sz w:val="22"/>
+                <w:szCs w:val="22"/>
+              </w:rPr>
+            </w:pPr>
+            <w:r>
+              <w:rPr>
+                <w:b/>
+                <w:bCs/>
+                <w:sz w:val="22"/>
+                <w:szCs w:val="22"/>
               </w:rPr>
               <w:t>Tỷ lệ sở hữu vốn điều lệ</w:t>
             </w:r>
@@ -584,16 +583,16 @@
               <w:rPr>
                 <w:b/>
                 <w:bCs/>
-                <w:sz w:val="24"/>
-                <w:szCs w:val="24"/>
-              </w:rPr>
-            </w:pPr>
-            <w:r>
-              <w:rPr>
-                <w:b/>
-                <w:bCs/>
-                <w:sz w:val="24"/>
-                <w:szCs w:val="24"/>
+                <w:sz w:val="22"/>
+                <w:szCs w:val="22"/>
+              </w:rPr>
+            </w:pPr>
+            <w:r>
+              <w:rPr>
+                <w:b/>
+                <w:bCs/>
+                <w:sz w:val="22"/>
+                <w:szCs w:val="22"/>
               </w:rPr>
               <w:t>Tỷ lệ sở hữu cổ phần có quyền</w:t>
             </w:r>
@@ -601,8 +600,8 @@
               <w:rPr>
                 <w:b/>
                 <w:bCs/>
-                <w:sz w:val="24"/>
-                <w:szCs w:val="24"/>
+                <w:sz w:val="22"/>
+                <w:szCs w:val="22"/>
               </w:rPr>
               <w:br/>
               <w:t>biểu quyết</w:t>
@@ -611,8 +610,8 @@
               <w:rPr>
                 <w:b/>
                 <w:bCs/>
-                <w:sz w:val="24"/>
-                <w:szCs w:val="24"/>
+                <w:sz w:val="22"/>
+                <w:szCs w:val="22"/>
                 <w:vertAlign w:val="superscript"/>
               </w:rPr>
               <w:footnoteReference w:id="3"/>
@@ -630,16 +629,16 @@
               <w:rPr>
                 <w:b/>
                 <w:bCs/>
-                <w:sz w:val="24"/>
-                <w:szCs w:val="24"/>
-              </w:rPr>
-            </w:pPr>
-            <w:r>
-              <w:rPr>
-                <w:b/>
-                <w:bCs/>
-                <w:sz w:val="24"/>
-                <w:szCs w:val="24"/>
+                <w:sz w:val="22"/>
+                <w:szCs w:val="22"/>
+              </w:rPr>
+            </w:pPr>
+            <w:r>
+              <w:rPr>
+                <w:b/>
+                <w:bCs/>
+                <w:sz w:val="22"/>
+                <w:szCs w:val="22"/>
               </w:rPr>
               <w:t>Quyền chi phối</w:t>
             </w:r>
@@ -647,8 +646,8 @@
               <w:rPr>
                 <w:b/>
                 <w:bCs/>
-                <w:sz w:val="24"/>
-                <w:szCs w:val="24"/>
+                <w:sz w:val="22"/>
+                <w:szCs w:val="22"/>
                 <w:vertAlign w:val="superscript"/>
               </w:rPr>
               <w:footnoteReference w:id="4"/>
@@ -665,8 +664,8 @@
             <w:pPr>
               <w:jc w:val="center"/>
               <w:rPr>
-                <w:sz w:val="24"/>
-                <w:szCs w:val="24"/>
+                <w:sz w:val="22"/>
+                <w:szCs w:val="22"/>
               </w:rPr>
             </w:pPr>
           </w:p>
@@ -686,15 +685,15 @@
               <w:jc w:val="center"/>
               <w:rPr>
                 <w:b/>
-                <w:sz w:val="24"/>
-                <w:szCs w:val="24"/>
-              </w:rPr>
-            </w:pPr>
-            <w:r>
-              <w:rPr>
-                <w:b/>
-                <w:sz w:val="24"/>
-                <w:szCs w:val="24"/>
+                <w:sz w:val="22"/>
+                <w:szCs w:val="22"/>
+              </w:rPr>
+            </w:pPr>
+            <w:r>
+              <w:rPr>
+                <w:b/>
+                <w:sz w:val="22"/>
+                <w:szCs w:val="22"/>
               </w:rPr>
               <w:t>1</w:t>
             </w:r>
@@ -710,15 +709,15 @@
               <w:jc w:val="center"/>
               <w:rPr>
                 <w:b/>
-                <w:sz w:val="24"/>
-                <w:szCs w:val="24"/>
-              </w:rPr>
-            </w:pPr>
-            <w:r>
-              <w:rPr>
-                <w:b/>
-                <w:sz w:val="24"/>
-                <w:szCs w:val="24"/>
+                <w:sz w:val="22"/>
+                <w:szCs w:val="22"/>
+              </w:rPr>
+            </w:pPr>
+            <w:r>
+              <w:rPr>
+                <w:b/>
+                <w:sz w:val="22"/>
+                <w:szCs w:val="22"/>
               </w:rPr>
               <w:t>2</w:t>
             </w:r>
@@ -726,23 +725,23 @@
         </w:tc>
         <w:tc>
           <w:tcPr>
-            <w:tcW w:w="1492" w:type="dxa"/>
-            <w:vAlign w:val="center"/>
-          </w:tcPr>
-          <w:p>
-            <w:pPr>
-              <w:jc w:val="center"/>
-              <w:rPr>
-                <w:b/>
-                <w:sz w:val="24"/>
-                <w:szCs w:val="24"/>
-              </w:rPr>
-            </w:pPr>
-            <w:r>
-              <w:rPr>
-                <w:b/>
-                <w:sz w:val="24"/>
-                <w:szCs w:val="24"/>
+            <w:tcW w:w="1235" w:type="dxa"/>
+            <w:vAlign w:val="center"/>
+          </w:tcPr>
+          <w:p>
+            <w:pPr>
+              <w:jc w:val="center"/>
+              <w:rPr>
+                <w:b/>
+                <w:sz w:val="22"/>
+                <w:szCs w:val="22"/>
+              </w:rPr>
+            </w:pPr>
+            <w:r>
+              <w:rPr>
+                <w:b/>
+                <w:sz w:val="22"/>
+                <w:szCs w:val="22"/>
               </w:rPr>
               <w:t>3</w:t>
             </w:r>
@@ -750,23 +749,23 @@
         </w:tc>
         <w:tc>
           <w:tcPr>
-            <w:tcW w:w="772" w:type="dxa"/>
-            <w:vAlign w:val="center"/>
-          </w:tcPr>
-          <w:p>
-            <w:pPr>
-              <w:jc w:val="center"/>
-              <w:rPr>
-                <w:b/>
-                <w:sz w:val="24"/>
-                <w:szCs w:val="24"/>
-              </w:rPr>
-            </w:pPr>
-            <w:r>
-              <w:rPr>
-                <w:b/>
-                <w:sz w:val="24"/>
-                <w:szCs w:val="24"/>
+            <w:tcW w:w="1710" w:type="dxa"/>
+            <w:vAlign w:val="center"/>
+          </w:tcPr>
+          <w:p>
+            <w:pPr>
+              <w:jc w:val="center"/>
+              <w:rPr>
+                <w:b/>
+                <w:sz w:val="22"/>
+                <w:szCs w:val="22"/>
+              </w:rPr>
+            </w:pPr>
+            <w:r>
+              <w:rPr>
+                <w:b/>
+                <w:sz w:val="22"/>
+                <w:szCs w:val="22"/>
               </w:rPr>
               <w:t>4</w:t>
             </w:r>
@@ -774,23 +773,23 @@
         </w:tc>
         <w:tc>
           <w:tcPr>
-            <w:tcW w:w="2463" w:type="dxa"/>
-            <w:vAlign w:val="center"/>
-          </w:tcPr>
-          <w:p>
-            <w:pPr>
-              <w:jc w:val="center"/>
-              <w:rPr>
-                <w:b/>
-                <w:sz w:val="24"/>
-                <w:szCs w:val="24"/>
-              </w:rPr>
-            </w:pPr>
-            <w:r>
-              <w:rPr>
-                <w:b/>
-                <w:sz w:val="24"/>
-                <w:szCs w:val="24"/>
+            <w:tcW w:w="1782" w:type="dxa"/>
+            <w:vAlign w:val="center"/>
+          </w:tcPr>
+          <w:p>
+            <w:pPr>
+              <w:jc w:val="center"/>
+              <w:rPr>
+                <w:b/>
+                <w:sz w:val="22"/>
+                <w:szCs w:val="22"/>
+              </w:rPr>
+            </w:pPr>
+            <w:r>
+              <w:rPr>
+                <w:b/>
+                <w:sz w:val="22"/>
+                <w:szCs w:val="22"/>
               </w:rPr>
               <w:t>5</w:t>
             </w:r>
@@ -806,15 +805,15 @@
               <w:jc w:val="center"/>
               <w:rPr>
                 <w:b/>
-                <w:sz w:val="24"/>
-                <w:szCs w:val="24"/>
-              </w:rPr>
-            </w:pPr>
-            <w:r>
-              <w:rPr>
-                <w:b/>
-                <w:sz w:val="24"/>
-                <w:szCs w:val="24"/>
+                <w:sz w:val="22"/>
+                <w:szCs w:val="22"/>
+              </w:rPr>
+            </w:pPr>
+            <w:r>
+              <w:rPr>
+                <w:b/>
+                <w:sz w:val="22"/>
+                <w:szCs w:val="22"/>
               </w:rPr>
               <w:t>6</w:t>
             </w:r>
@@ -830,15 +829,15 @@
               <w:jc w:val="center"/>
               <w:rPr>
                 <w:b/>
-                <w:sz w:val="24"/>
-                <w:szCs w:val="24"/>
-              </w:rPr>
-            </w:pPr>
-            <w:r>
-              <w:rPr>
-                <w:b/>
-                <w:sz w:val="24"/>
-                <w:szCs w:val="24"/>
+                <w:sz w:val="22"/>
+                <w:szCs w:val="22"/>
+              </w:rPr>
+            </w:pPr>
+            <w:r>
+              <w:rPr>
+                <w:b/>
+                <w:sz w:val="22"/>
+                <w:szCs w:val="22"/>
               </w:rPr>
               <w:t>7</w:t>
             </w:r>
@@ -846,23 +845,23 @@
         </w:tc>
         <w:tc>
           <w:tcPr>
-            <w:tcW w:w="1285" w:type="dxa"/>
-            <w:vAlign w:val="center"/>
-          </w:tcPr>
-          <w:p>
-            <w:pPr>
-              <w:jc w:val="center"/>
-              <w:rPr>
-                <w:b/>
-                <w:sz w:val="24"/>
-                <w:szCs w:val="24"/>
-              </w:rPr>
-            </w:pPr>
-            <w:r>
-              <w:rPr>
-                <w:b/>
-                <w:sz w:val="24"/>
-                <w:szCs w:val="24"/>
+            <w:tcW w:w="1396" w:type="dxa"/>
+            <w:vAlign w:val="center"/>
+          </w:tcPr>
+          <w:p>
+            <w:pPr>
+              <w:jc w:val="center"/>
+              <w:rPr>
+                <w:b/>
+                <w:sz w:val="22"/>
+                <w:szCs w:val="22"/>
+              </w:rPr>
+            </w:pPr>
+            <w:r>
+              <w:rPr>
+                <w:b/>
+                <w:sz w:val="22"/>
+                <w:szCs w:val="22"/>
               </w:rPr>
               <w:t>8</w:t>
             </w:r>
@@ -870,23 +869,23 @@
         </w:tc>
         <w:tc>
           <w:tcPr>
-            <w:tcW w:w="1068" w:type="dxa"/>
-            <w:vAlign w:val="center"/>
-          </w:tcPr>
-          <w:p>
-            <w:pPr>
-              <w:jc w:val="center"/>
-              <w:rPr>
-                <w:b/>
-                <w:sz w:val="24"/>
-                <w:szCs w:val="24"/>
-              </w:rPr>
-            </w:pPr>
-            <w:r>
-              <w:rPr>
-                <w:b/>
-                <w:sz w:val="24"/>
-                <w:szCs w:val="24"/>
+            <w:tcW w:w="957" w:type="dxa"/>
+            <w:vAlign w:val="center"/>
+          </w:tcPr>
+          <w:p>
+            <w:pPr>
+              <w:jc w:val="center"/>
+              <w:rPr>
+                <w:b/>
+                <w:sz w:val="22"/>
+                <w:szCs w:val="22"/>
+              </w:rPr>
+            </w:pPr>
+            <w:r>
+              <w:rPr>
+                <w:b/>
+                <w:sz w:val="22"/>
+                <w:szCs w:val="22"/>
               </w:rPr>
               <w:t>9</w:t>
             </w:r>
@@ -902,15 +901,15 @@
               <w:jc w:val="center"/>
               <w:rPr>
                 <w:b/>
-                <w:sz w:val="24"/>
-                <w:szCs w:val="24"/>
-              </w:rPr>
-            </w:pPr>
-            <w:r>
-              <w:rPr>
-                <w:b/>
-                <w:sz w:val="24"/>
-                <w:szCs w:val="24"/>
+                <w:sz w:val="22"/>
+                <w:szCs w:val="22"/>
+              </w:rPr>
+            </w:pPr>
+            <w:r>
+              <w:rPr>
+                <w:b/>
+                <w:sz w:val="22"/>
+                <w:szCs w:val="22"/>
               </w:rPr>
               <w:t>10</w:t>
             </w:r>
@@ -926,15 +925,15 @@
               <w:jc w:val="center"/>
               <w:rPr>
                 <w:b/>
-                <w:sz w:val="24"/>
-                <w:szCs w:val="24"/>
-              </w:rPr>
-            </w:pPr>
-            <w:r>
-              <w:rPr>
-                <w:b/>
-                <w:sz w:val="24"/>
-                <w:szCs w:val="24"/>
+                <w:sz w:val="22"/>
+                <w:szCs w:val="22"/>
+              </w:rPr>
+            </w:pPr>
+            <w:r>
+              <w:rPr>
+                <w:b/>
+                <w:sz w:val="22"/>
+                <w:szCs w:val="22"/>
               </w:rPr>
               <w:t>11</w:t>
             </w:r>
@@ -950,15 +949,15 @@
               <w:jc w:val="center"/>
               <w:rPr>
                 <w:b/>
-                <w:sz w:val="24"/>
-                <w:szCs w:val="24"/>
-              </w:rPr>
-            </w:pPr>
-            <w:r>
-              <w:rPr>
-                <w:b/>
-                <w:sz w:val="24"/>
-                <w:szCs w:val="24"/>
+                <w:sz w:val="22"/>
+                <w:szCs w:val="22"/>
+              </w:rPr>
+            </w:pPr>
+            <w:r>
+              <w:rPr>
+                <w:b/>
+                <w:sz w:val="22"/>
+                <w:szCs w:val="22"/>
               </w:rPr>
               <w:t>12</w:t>
             </w:r>
@@ -976,11 +975,15 @@
           </w:tcPr>
           <w:p>
             <w:pPr>
-              <w:spacing w:before="0" w:after="0" w:line="240" w:lineRule="auto"/>
-            </w:pPr>
-            <w:r>
-              <w:rPr>
-                <w:sz w:val="16"/>
+              <w:rPr>
+                <w:sz w:val="22"/>
+                <w:szCs w:val="22"/>
+              </w:rPr>
+            </w:pPr>
+            <w:r>
+              <w:rPr>
+                <w:sz w:val="22"/>
+                <w:szCs w:val="22"/>
               </w:rPr>
               <w:t>1</w:t>
             </w:r>
@@ -993,11 +996,15 @@
           </w:tcPr>
           <w:p>
             <w:pPr>
-              <w:spacing w:before="0" w:after="0" w:line="240" w:lineRule="auto"/>
-            </w:pPr>
-            <w:r>
-              <w:rPr>
-                <w:sz w:val="16"/>
+              <w:rPr>
+                <w:sz w:val="22"/>
+                <w:szCs w:val="22"/>
+              </w:rPr>
+            </w:pPr>
+            <w:r>
+              <w:rPr>
+                <w:sz w:val="22"/>
+                <w:szCs w:val="22"/>
               </w:rPr>
               <w:t>PHẠM DUY TÂN</w:t>
             </w:r>
@@ -1005,16 +1012,20 @@
         </w:tc>
         <w:tc>
           <w:tcPr>
-            <w:tcW w:w="1492" w:type="dxa"/>
-            <w:vAlign w:val="center"/>
-          </w:tcPr>
-          <w:p>
-            <w:pPr>
-              <w:spacing w:before="0" w:after="0" w:line="240" w:lineRule="auto"/>
-            </w:pPr>
-            <w:r>
-              <w:rPr>
-                <w:sz w:val="16"/>
+            <w:tcW w:w="1235" w:type="dxa"/>
+            <w:vAlign w:val="center"/>
+          </w:tcPr>
+          <w:p>
+            <w:pPr>
+              <w:rPr>
+                <w:sz w:val="22"/>
+                <w:szCs w:val="22"/>
+              </w:rPr>
+            </w:pPr>
+            <w:r>
+              <w:rPr>
+                <w:sz w:val="22"/>
+                <w:szCs w:val="22"/>
               </w:rPr>
               <w:t>18/04/1993</w:t>
             </w:r>
@@ -1022,16 +1033,20 @@
         </w:tc>
         <w:tc>
           <w:tcPr>
-            <w:tcW w:w="772" w:type="dxa"/>
-            <w:vAlign w:val="center"/>
-          </w:tcPr>
-          <w:p>
-            <w:pPr>
-              <w:spacing w:before="0" w:after="0" w:line="240" w:lineRule="auto"/>
-            </w:pPr>
-            <w:r>
-              <w:rPr>
-                <w:sz w:val="16"/>
+            <w:tcW w:w="1710" w:type="dxa"/>
+            <w:vAlign w:val="center"/>
+          </w:tcPr>
+          <w:p>
+            <w:pPr>
+              <w:rPr>
+                <w:sz w:val="22"/>
+                <w:szCs w:val="22"/>
+              </w:rPr>
+            </w:pPr>
+            <w:r>
+              <w:rPr>
+                <w:sz w:val="22"/>
+                <w:szCs w:val="22"/>
               </w:rPr>
               <w:t>Nam</w:t>
             </w:r>
@@ -1039,19 +1054,47 @@
         </w:tc>
         <w:tc>
           <w:tcPr>
-            <w:tcW w:w="2463" w:type="dxa"/>
-            <w:vAlign w:val="center"/>
-          </w:tcPr>
-          <w:p>
-            <w:pPr>
-              <w:spacing w:before="0" w:after="0" w:line="240" w:lineRule="auto"/>
+            <w:tcW w:w="1782" w:type="dxa"/>
+            <w:vAlign w:val="center"/>
+          </w:tcPr>
+          <w:p>
+            <w:pPr>
               <w:jc w:val="left"/>
-            </w:pPr>
-            <w:r>
-              <w:rPr>
-                <w:sz w:val="16"/>
-              </w:rPr>
-              <w:t>Số định danh cá nhân: 075093021131</w:t>
+              <w:rPr>
+                <w:sz w:val="22"/>
+                <w:szCs w:val="22"/>
+              </w:rPr>
+            </w:pPr>
+            <w:r>
+              <w:rPr>
+                <w:sz w:val="22"/>
+                <w:szCs w:val="22"/>
+              </w:rPr>
+              <w:t>Căn cước công dân: 075093021131</w:t>
+            </w:r>
+          </w:p>
+          <w:p>
+            <w:pPr>
+              <w:jc w:val="left"/>
+              <w:rPr>
+                <w:sz w:val="22"/>
+                <w:szCs w:val="22"/>
+              </w:rPr>
+            </w:pPr>
+            <w:r>
+              <w:rPr>
+                <w:sz w:val="22"/>
+                <w:szCs w:val="22"/>
+              </w:rPr>
+              <w:t>Ngày cấp: 16/09/2022</w:t>
+            </w:r>
+            <w:r>
+              <w:rPr>
+                <w:sz w:val="22"/>
+                <w:szCs w:val="22"/>
+              </w:rPr>
+              <w:br/>
+              <w:t>Nơi cấp: Bộ Công An</w:t>
             </w:r>
           </w:p>
         </w:tc>
@@ -1062,119 +1105,99 @@
           </w:tcPr>
           <w:p>
             <w:pPr>
-              <w:spacing w:before="0" w:after="0" w:line="240" w:lineRule="auto"/>
-              <w:rPr>
+              <w:rPr>
+                <w:sz w:val="22"/>
+                <w:szCs w:val="22"/>
+              </w:rPr>
+            </w:pPr>
+          </w:p>
+        </w:tc>
+        <w:tc>
+          <w:tcPr>
+            <w:tcW w:w="697" w:type="dxa"/>
+            <w:vAlign w:val="center"/>
+          </w:tcPr>
+          <w:p>
+            <w:pPr>
+              <w:rPr>
+                <w:sz w:val="22"/>
+                <w:szCs w:val="22"/>
+              </w:rPr>
+            </w:pPr>
+          </w:p>
+        </w:tc>
+        <w:tc>
+          <w:tcPr>
+            <w:tcW w:w="1396" w:type="dxa"/>
+            <w:vAlign w:val="center"/>
+          </w:tcPr>
+          <w:p>
+            <w:pPr>
+              <w:jc w:val="left"/>
+              <w:rPr>
+                <w:sz w:val="22"/>
+                <w:szCs w:val="22"/>
+              </w:rPr>
+            </w:pPr>
+            <w:r>
+              <w:rPr>
+                <w:sz w:val="22"/>
+                <w:szCs w:val="22"/>
+              </w:rPr>
+              <w:t>52/8/2/13 Đường số 12, Khu phố 4, Phường Tam Bình, Thành phố Hồ Chí Minh, Việt Nam</w:t>
+            </w:r>
+          </w:p>
+        </w:tc>
+        <w:tc>
+          <w:tcPr>
+            <w:tcW w:w="957" w:type="dxa"/>
+            <w:vAlign w:val="center"/>
+          </w:tcPr>
+          <w:p>
+            <w:pPr>
+              <w:rPr>
+                <w:sz w:val="22"/>
+                <w:szCs w:val="22"/>
+              </w:rPr>
+            </w:pPr>
+            <w:r>
+              <w:rPr>
+                <w:sz w:val="22"/>
+                <w:szCs w:val="22"/>
+              </w:rPr>
+              <w:t>60%</w:t>
+            </w:r>
+          </w:p>
+        </w:tc>
+        <w:tc>
+          <w:tcPr>
+            <w:tcW w:w="918" w:type="dxa"/>
+            <w:vAlign w:val="center"/>
+          </w:tcPr>
+          <w:p>
+            <w:pPr>
+              <w:jc w:val="center"/>
+              <w:rPr>
+                <w:sz w:val="22"/>
+                <w:szCs w:val="22"/>
                 <w:lang w:val="en-US"/>
               </w:rPr>
             </w:pPr>
-            <w:r>
-              <w:rPr>
-                <w:sz w:val="16"/>
-                <w:lang w:val="en-US"/>
-              </w:rPr>
-              <w:t>Việt Nam</w:t>
-            </w:r>
-          </w:p>
-        </w:tc>
-        <w:tc>
-          <w:tcPr>
-            <w:tcW w:w="697" w:type="dxa"/>
-            <w:vAlign w:val="center"/>
-          </w:tcPr>
-          <w:p>
-            <w:pPr>
-              <w:spacing w:before="0" w:after="0" w:line="240" w:lineRule="auto"/>
-              <w:rPr>
-                <w:lang w:val="en-US"/>
-              </w:rPr>
-            </w:pPr>
-            <w:r>
-              <w:rPr>
-                <w:sz w:val="16"/>
-                <w:lang w:val="en-US"/>
-              </w:rPr>
-              <w:t>Kinh</w:t>
-            </w:r>
-          </w:p>
-        </w:tc>
-        <w:tc>
-          <w:tcPr>
-            <w:tcW w:w="1285" w:type="dxa"/>
-            <w:vAlign w:val="center"/>
-          </w:tcPr>
-          <w:p>
-            <w:pPr>
-              <w:spacing w:before="0" w:after="0" w:line="240" w:lineRule="auto"/>
+          </w:p>
+        </w:tc>
+        <w:tc>
+          <w:tcPr>
+            <w:tcW w:w="1817" w:type="dxa"/>
+            <w:vAlign w:val="center"/>
+          </w:tcPr>
+          <w:p>
+            <w:pPr>
               <w:jc w:val="left"/>
-            </w:pPr>
-            <w:r>
-              <w:rPr>
-                <w:sz w:val="16"/>
-              </w:rPr>
-              <w:t>52/8/2/13 Đường số 12, Khu phố 4, Phường Tam Bình, Thành phố Hồ Chí Minh, Việt Nam</w:t>
-            </w:r>
-          </w:p>
-        </w:tc>
-        <w:tc>
-          <w:tcPr>
-            <w:tcW w:w="1068" w:type="dxa"/>
-            <w:vAlign w:val="center"/>
-          </w:tcPr>
-          <w:p>
-            <w:pPr>
-              <w:spacing w:before="0" w:after="0" w:line="240" w:lineRule="auto"/>
-            </w:pPr>
-            <w:r>
-              <w:rPr>
-                <w:sz w:val="16"/>
-              </w:rPr>
-              <w:t>60%</w:t>
-            </w:r>
-          </w:p>
-        </w:tc>
-        <w:tc>
-          <w:tcPr>
-            <w:tcW w:w="918" w:type="dxa"/>
-            <w:vAlign w:val="center"/>
-          </w:tcPr>
-          <w:p>
-            <w:pPr>
-              <w:spacing w:before="0" w:after="0" w:line="240" w:lineRule="auto"/>
-              <w:jc w:val="center"/>
-              <w:rPr>
-                <w:sz w:val="24"/>
-                <w:szCs w:val="24"/>
-                <w:lang w:val="en-US"/>
-              </w:rPr>
-            </w:pPr>
-            <w:r>
-              <w:rPr>
-                <w:sz w:val="16"/>
-              </w:rPr>
-            </w:r>
-          </w:p>
-        </w:tc>
-        <w:tc>
-          <w:tcPr>
-            <w:tcW w:w="1817" w:type="dxa"/>
-            <w:vAlign w:val="center"/>
-          </w:tcPr>
-          <w:p>
-            <w:pPr>
-              <w:spacing w:before="0" w:after="0" w:line="240" w:lineRule="auto"/>
-              <w:jc w:val="left"/>
-              <w:rPr>
-                <w:sz w:val="20"/>
-                <w:szCs w:val="20"/>
-              </w:rPr>
-            </w:pPr>
-            <w:r>
-              <w:rPr>
-                <w:sz w:val="16"/>
-                <w:szCs w:val="20"/>
-                <w:lang w:val="en-US"/>
-              </w:rPr>
-            </w:r>
+              <w:rPr>
+                <w:sz w:val="22"/>
+                <w:szCs w:val="22"/>
+              </w:rPr>
+            </w:pPr>
           </w:p>
         </w:tc>
         <w:tc>
@@ -1184,18 +1207,12 @@
           </w:tcPr>
           <w:p>
             <w:pPr>
-              <w:spacing w:before="0" w:after="0" w:line="240" w:lineRule="auto"/>
-              <w:jc w:val="center"/>
-              <w:rPr>
-                <w:sz w:val="24"/>
-                <w:szCs w:val="24"/>
-              </w:rPr>
-            </w:pPr>
-            <w:r>
-              <w:rPr>
-                <w:sz w:val="16"/>
-              </w:rPr>
-            </w:r>
+              <w:jc w:val="center"/>
+              <w:rPr>
+                <w:sz w:val="22"/>
+                <w:szCs w:val="22"/>
+              </w:rPr>
+            </w:pPr>
           </w:p>
         </w:tc>
       </w:tr>
@@ -1210,11 +1227,15 @@
           </w:tcPr>
           <w:p>
             <w:pPr>
-              <w:spacing w:before="0" w:after="0" w:line="240" w:lineRule="auto"/>
-            </w:pPr>
-            <w:r>
-              <w:rPr>
-                <w:sz w:val="16"/>
+              <w:rPr>
+                <w:sz w:val="22"/>
+                <w:szCs w:val="22"/>
+              </w:rPr>
+            </w:pPr>
+            <w:r>
+              <w:rPr>
+                <w:sz w:val="22"/>
+                <w:szCs w:val="22"/>
               </w:rPr>
               <w:t>2</w:t>
             </w:r>
@@ -1227,11 +1248,16 @@
           </w:tcPr>
           <w:p>
             <w:pPr>
-              <w:spacing w:before="0" w:after="0" w:line="240" w:lineRule="auto"/>
-            </w:pPr>
-            <w:r>
-              <w:rPr>
-                <w:sz w:val="16"/>
+              <w:jc w:val="left"/>
+              <w:rPr>
+                <w:sz w:val="22"/>
+                <w:szCs w:val="22"/>
+              </w:rPr>
+            </w:pPr>
+            <w:r>
+              <w:rPr>
+                <w:sz w:val="22"/>
+                <w:szCs w:val="22"/>
               </w:rPr>
               <w:t>LÊ TIẾN ĐẠT</w:t>
             </w:r>
@@ -1239,16 +1265,20 @@
         </w:tc>
         <w:tc>
           <w:tcPr>
-            <w:tcW w:w="1492" w:type="dxa"/>
-            <w:vAlign w:val="center"/>
-          </w:tcPr>
-          <w:p>
-            <w:pPr>
-              <w:spacing w:before="0" w:after="0" w:line="240" w:lineRule="auto"/>
-            </w:pPr>
-            <w:r>
-              <w:rPr>
-                <w:sz w:val="16"/>
+            <w:tcW w:w="1235" w:type="dxa"/>
+            <w:vAlign w:val="center"/>
+          </w:tcPr>
+          <w:p>
+            <w:pPr>
+              <w:rPr>
+                <w:sz w:val="22"/>
+                <w:szCs w:val="22"/>
+              </w:rPr>
+            </w:pPr>
+            <w:r>
+              <w:rPr>
+                <w:sz w:val="22"/>
+                <w:szCs w:val="22"/>
               </w:rPr>
               <w:t>25/05/1988</w:t>
             </w:r>
@@ -1256,16 +1286,20 @@
         </w:tc>
         <w:tc>
           <w:tcPr>
-            <w:tcW w:w="772" w:type="dxa"/>
-            <w:vAlign w:val="center"/>
-          </w:tcPr>
-          <w:p>
-            <w:pPr>
-              <w:spacing w:before="0" w:after="0" w:line="240" w:lineRule="auto"/>
-            </w:pPr>
-            <w:r>
-              <w:rPr>
-                <w:sz w:val="16"/>
+            <w:tcW w:w="1710" w:type="dxa"/>
+            <w:vAlign w:val="center"/>
+          </w:tcPr>
+          <w:p>
+            <w:pPr>
+              <w:rPr>
+                <w:sz w:val="22"/>
+                <w:szCs w:val="22"/>
+              </w:rPr>
+            </w:pPr>
+            <w:r>
+              <w:rPr>
+                <w:sz w:val="22"/>
+                <w:szCs w:val="22"/>
               </w:rPr>
               <w:t>Nam</w:t>
             </w:r>
@@ -1273,21 +1307,45 @@
         </w:tc>
         <w:tc>
           <w:tcPr>
-            <w:tcW w:w="2463" w:type="dxa"/>
-            <w:vAlign w:val="center"/>
-          </w:tcPr>
-          <w:p>
-            <w:pPr>
-              <w:spacing w:before="0" w:after="0" w:line="240" w:lineRule="auto"/>
+            <w:tcW w:w="1782" w:type="dxa"/>
+            <w:vAlign w:val="center"/>
+          </w:tcPr>
+          <w:p>
+            <w:pPr>
               <w:jc w:val="left"/>
-            </w:pPr>
-            <w:r>
-              <w:rPr>
-                <w:sz w:val="16"/>
+              <w:rPr>
+                <w:sz w:val="22"/>
+                <w:szCs w:val="22"/>
+              </w:rPr>
+            </w:pPr>
+            <w:r>
+              <w:rPr>
+                <w:sz w:val="22"/>
+                <w:szCs w:val="22"/>
               </w:rPr>
               <w:t>Căn cước công dân: 038088015247</w:t>
+            </w:r>
+            <w:r>
+              <w:rPr>
+                <w:sz w:val="22"/>
+                <w:szCs w:val="22"/>
+              </w:rPr>
               <w:br/>
-              <w:t>Ngày cấp: 09/05/2022</w:t>
+              <w:t xml:space="preserve">Ngày cấp: </w:t>
+            </w:r>
+            <w:r>
+              <w:rPr>
+                <w:sz w:val="22"/>
+                <w:szCs w:val="22"/>
+              </w:rPr>
+              <w:lastRenderedPageBreak/>
+              <w:t>09/05/2022</w:t>
+            </w:r>
+            <w:r>
+              <w:rPr>
+                <w:sz w:val="22"/>
+                <w:szCs w:val="22"/>
+              </w:rPr>
               <w:br/>
               <w:t>Nơi cấp: Bộ Công An</w:t>
             </w:r>
@@ -1300,120 +1358,102 @@
           </w:tcPr>
           <w:p>
             <w:pPr>
-              <w:spacing w:before="0" w:after="0" w:line="240" w:lineRule="auto"/>
-              <w:rPr>
+              <w:rPr>
+                <w:sz w:val="22"/>
+                <w:szCs w:val="22"/>
                 <w:lang w:val="en-US"/>
               </w:rPr>
             </w:pPr>
-            <w:bookmarkStart w:id="0" w:name="_GoBack"/>
-            <w:bookmarkEnd w:id="0"/>
-            <w:r>
-              <w:rPr>
-                <w:sz w:val="16"/>
+          </w:p>
+        </w:tc>
+        <w:tc>
+          <w:tcPr>
+            <w:tcW w:w="697" w:type="dxa"/>
+            <w:vAlign w:val="center"/>
+          </w:tcPr>
+          <w:p>
+            <w:pPr>
+              <w:jc w:val="left"/>
+              <w:rPr>
+                <w:sz w:val="22"/>
+                <w:szCs w:val="22"/>
                 <w:lang w:val="en-US"/>
               </w:rPr>
-              <w:t>Việt Nam</w:t>
-            </w:r>
-          </w:p>
-        </w:tc>
-        <w:tc>
-          <w:tcPr>
-            <w:tcW w:w="697" w:type="dxa"/>
-            <w:vAlign w:val="center"/>
-          </w:tcPr>
-          <w:p>
-            <w:pPr>
-              <w:spacing w:before="0" w:after="0" w:line="240" w:lineRule="auto"/>
+            </w:pPr>
+          </w:p>
+        </w:tc>
+        <w:tc>
+          <w:tcPr>
+            <w:tcW w:w="1396" w:type="dxa"/>
+            <w:vAlign w:val="center"/>
+          </w:tcPr>
+          <w:p>
+            <w:pPr>
               <w:jc w:val="left"/>
               <w:rPr>
+                <w:sz w:val="22"/>
+                <w:szCs w:val="22"/>
+              </w:rPr>
+            </w:pPr>
+            <w:r>
+              <w:rPr>
+                <w:sz w:val="22"/>
+                <w:szCs w:val="22"/>
+              </w:rPr>
+              <w:t>Thôn Toán Tỵ, Xã Thiệu Toán, Tỉnh Thanh Hóa</w:t>
+            </w:r>
+          </w:p>
+        </w:tc>
+        <w:tc>
+          <w:tcPr>
+            <w:tcW w:w="957" w:type="dxa"/>
+            <w:vAlign w:val="center"/>
+          </w:tcPr>
+          <w:p>
+            <w:pPr>
+              <w:rPr>
+                <w:sz w:val="22"/>
+                <w:szCs w:val="22"/>
+              </w:rPr>
+            </w:pPr>
+            <w:r>
+              <w:rPr>
+                <w:sz w:val="22"/>
+                <w:szCs w:val="22"/>
+              </w:rPr>
+              <w:t>40%</w:t>
+            </w:r>
+          </w:p>
+        </w:tc>
+        <w:tc>
+          <w:tcPr>
+            <w:tcW w:w="918" w:type="dxa"/>
+            <w:vAlign w:val="center"/>
+          </w:tcPr>
+          <w:p>
+            <w:pPr>
+              <w:jc w:val="center"/>
+              <w:rPr>
+                <w:sz w:val="22"/>
+                <w:szCs w:val="22"/>
                 <w:lang w:val="en-US"/>
               </w:rPr>
             </w:pPr>
-            <w:r>
-              <w:rPr>
-                <w:sz w:val="16"/>
-                <w:lang w:val="en-US"/>
-              </w:rPr>
-              <w:t>Kinh</w:t>
-            </w:r>
-          </w:p>
-        </w:tc>
-        <w:tc>
-          <w:tcPr>
-            <w:tcW w:w="1285" w:type="dxa"/>
-            <w:vAlign w:val="center"/>
-          </w:tcPr>
-          <w:p>
-            <w:pPr>
-              <w:spacing w:before="0" w:after="0" w:line="240" w:lineRule="auto"/>
+          </w:p>
+        </w:tc>
+        <w:tc>
+          <w:tcPr>
+            <w:tcW w:w="1817" w:type="dxa"/>
+            <w:vAlign w:val="center"/>
+          </w:tcPr>
+          <w:p>
+            <w:pPr>
               <w:jc w:val="left"/>
-            </w:pPr>
-            <w:r>
-              <w:rPr>
-                <w:sz w:val="16"/>
-              </w:rPr>
-              <w:t>Thôn Toán Tỵ, Xã Thiệu Toán, Tỉnh Thanh Hóa</w:t>
-            </w:r>
-          </w:p>
-        </w:tc>
-        <w:tc>
-          <w:tcPr>
-            <w:tcW w:w="1068" w:type="dxa"/>
-            <w:vAlign w:val="center"/>
-          </w:tcPr>
-          <w:p>
-            <w:pPr>
-              <w:spacing w:before="0" w:after="0" w:line="240" w:lineRule="auto"/>
-            </w:pPr>
-            <w:r>
-              <w:rPr>
-                <w:sz w:val="16"/>
-              </w:rPr>
-              <w:t>40%</w:t>
-            </w:r>
-          </w:p>
-        </w:tc>
-        <w:tc>
-          <w:tcPr>
-            <w:tcW w:w="918" w:type="dxa"/>
-            <w:vAlign w:val="center"/>
-          </w:tcPr>
-          <w:p>
-            <w:pPr>
-              <w:spacing w:before="0" w:after="0" w:line="240" w:lineRule="auto"/>
-              <w:jc w:val="center"/>
-              <w:rPr>
-                <w:sz w:val="24"/>
-                <w:szCs w:val="24"/>
-                <w:lang w:val="en-US"/>
-              </w:rPr>
-            </w:pPr>
-            <w:r>
-              <w:rPr>
-                <w:sz w:val="16"/>
-              </w:rPr>
-            </w:r>
-          </w:p>
-        </w:tc>
-        <w:tc>
-          <w:tcPr>
-            <w:tcW w:w="1817" w:type="dxa"/>
-            <w:vAlign w:val="center"/>
-          </w:tcPr>
-          <w:p>
-            <w:pPr>
-              <w:spacing w:before="0" w:after="0" w:line="240" w:lineRule="auto"/>
-              <w:jc w:val="left"/>
-              <w:rPr>
-                <w:sz w:val="20"/>
-                <w:szCs w:val="20"/>
-              </w:rPr>
-            </w:pPr>
-            <w:r>
-              <w:rPr>
-                <w:sz w:val="16"/>
-              </w:rPr>
-            </w:r>
+              <w:rPr>
+                <w:sz w:val="22"/>
+                <w:szCs w:val="22"/>
+              </w:rPr>
+            </w:pPr>
           </w:p>
         </w:tc>
         <w:tc>
@@ -1423,18 +1463,12 @@
           </w:tcPr>
           <w:p>
             <w:pPr>
-              <w:spacing w:before="0" w:after="0" w:line="240" w:lineRule="auto"/>
-              <w:jc w:val="center"/>
-              <w:rPr>
-                <w:sz w:val="24"/>
-                <w:szCs w:val="24"/>
-              </w:rPr>
-            </w:pPr>
-            <w:r>
-              <w:rPr>
-                <w:sz w:val="16"/>
-              </w:rPr>
-            </w:r>
+              <w:jc w:val="center"/>
+              <w:rPr>
+                <w:sz w:val="22"/>
+                <w:szCs w:val="22"/>
+              </w:rPr>
+            </w:pPr>
           </w:p>
         </w:tc>
       </w:tr>
@@ -1461,8 +1495,8 @@
       </w:tblGrid>
       <w:tr>
         <w:trPr>
+          <w:cantSplit/>
           <w:trHeight w:val="780"/>
-          <w:cantSplit/>
         </w:trPr>
         <w:tc>
           <w:tcPr>
@@ -1481,27 +1515,102 @@
               </w:rPr>
             </w:pPr>
             <w:r>
+              <w:rPr>
+                <w:rFonts w:ascii="Times New Roman" w:hAnsi="Times New Roman" w:cs="Times New Roman"/>
+              </w:rPr>
               <w:br/>
+            </w:r>
+            <w:r>
+              <w:rPr>
+                <w:rFonts w:ascii="Times New Roman" w:hAnsi="Times New Roman" w:cs="Times New Roman"/>
+              </w:rPr>
               <w:br/>
+            </w:r>
+            <w:r>
+              <w:rPr>
+                <w:rFonts w:ascii="Times New Roman" w:hAnsi="Times New Roman" w:cs="Times New Roman"/>
+              </w:rPr>
               <w:br/>
               <w:t>Thành phố Hồ Chí Minh, ngày 01 tháng 08 năm 2026</w:t>
+            </w:r>
+            <w:r>
+              <w:rPr>
+                <w:rFonts w:ascii="Times New Roman" w:hAnsi="Times New Roman" w:cs="Times New Roman"/>
+              </w:rPr>
               <w:br/>
-              <w:t>NGƯỜI ĐẠI DIỆN THEO PHÁP LUẬT/</w:t>
-              <w:br/>
-              <w:t>CHỦ TỊCH HỘI ĐỒNG THÀNH VIÊN/</w:t>
-              <w:br/>
-              <w:t>CHỦ TỊCH HỘI ĐỒNG QUẢN TRỊ CỦA CÔNG TY</w:t>
+              <w:t>CHỦ TỊCH HỘI ĐỒNG THÀNH VIÊN</w:t>
+            </w:r>
+            <w:r>
+              <w:rPr>
+                <w:rFonts w:ascii="Times New Roman" w:hAnsi="Times New Roman" w:cs="Times New Roman"/>
+              </w:rPr>
+              <w:t xml:space="preserve"> </w:t>
+            </w:r>
+            <w:r>
+              <w:rPr>
+                <w:rFonts w:ascii="Times New Roman" w:hAnsi="Times New Roman" w:cs="Times New Roman"/>
+              </w:rPr>
               <w:br/>
               <w:t>(Ký và ghi họ tên)</w:t>
+            </w:r>
+            <w:r>
+              <w:rPr>
+                <w:rFonts w:ascii="Times New Roman" w:hAnsi="Times New Roman" w:cs="Times New Roman"/>
+              </w:rPr>
               <w:br/>
+            </w:r>
+            <w:r>
+              <w:rPr>
+                <w:rFonts w:ascii="Times New Roman" w:hAnsi="Times New Roman" w:cs="Times New Roman"/>
+              </w:rPr>
               <w:br/>
+            </w:r>
+            <w:r>
+              <w:rPr>
+                <w:rFonts w:ascii="Times New Roman" w:hAnsi="Times New Roman" w:cs="Times New Roman"/>
+              </w:rPr>
               <w:br/>
+            </w:r>
+            <w:r>
+              <w:rPr>
+                <w:rFonts w:ascii="Times New Roman" w:hAnsi="Times New Roman" w:cs="Times New Roman"/>
+              </w:rPr>
               <w:br/>
+            </w:r>
+            <w:r>
+              <w:rPr>
+                <w:rFonts w:ascii="Times New Roman" w:hAnsi="Times New Roman" w:cs="Times New Roman"/>
+              </w:rPr>
               <w:br/>
+            </w:r>
+            <w:r>
+              <w:rPr>
+                <w:rFonts w:ascii="Times New Roman" w:hAnsi="Times New Roman" w:cs="Times New Roman"/>
+              </w:rPr>
               <w:br/>
+            </w:r>
+            <w:r>
+              <w:rPr>
+                <w:rFonts w:ascii="Times New Roman" w:hAnsi="Times New Roman" w:cs="Times New Roman"/>
+              </w:rPr>
               <w:br/>
+            </w:r>
+            <w:r>
+              <w:rPr>
+                <w:rFonts w:ascii="Times New Roman" w:hAnsi="Times New Roman" w:cs="Times New Roman"/>
+              </w:rPr>
               <w:br/>
+            </w:r>
+            <w:r>
+              <w:rPr>
+                <w:rFonts w:ascii="Times New Roman" w:hAnsi="Times New Roman" w:cs="Times New Roman"/>
+              </w:rPr>
               <w:br/>
+            </w:r>
+            <w:r>
+              <w:rPr>
+                <w:rFonts w:ascii="Times New Roman" w:hAnsi="Times New Roman" w:cs="Times New Roman"/>
+              </w:rPr>
               <w:br/>
               <w:t>PHẠM DUY TÂN</w:t>
             </w:r>
@@ -1535,7 +1644,7 @@
 </file>
 
 <file path=word/endnotes.xml><?xml version="1.0" encoding="utf-8"?>
-<w:endnotes xmlns:wpc="http://schemas.microsoft.com/office/word/2010/wordprocessingCanvas" xmlns:cx="http://schemas.microsoft.com/office/drawing/2014/chartex" xmlns:cx1="http://schemas.microsoft.com/office/drawing/2015/9/8/chartex" xmlns:mc="http://schemas.openxmlformats.org/markup-compatibility/2006" xmlns:o="urn:schemas-microsoft-com:office:office" xmlns:r="http://schemas.openxmlformats.org/officeDocument/2006/relationships" xmlns:m="http://schemas.openxmlformats.org/officeDocument/2006/math" xmlns:v="urn:schemas-microsoft-com:vml" xmlns:wp14="http://schemas.microsoft.com/office/word/2010/wordprocessingDrawing" xmlns:wp="http://schemas.openxmlformats.org/drawingml/2006/wordprocessingDrawing" xmlns:w10="urn:schemas-microsoft-com:office:word" xmlns:w="http://schemas.openxmlformats.org/wordprocessingml/2006/main" xmlns:w14="http://schemas.microsoft.com/office/word/2010/wordml" xmlns:w15="http://schemas.microsoft.com/office/word/2012/wordml" xmlns:w16se="http://schemas.microsoft.com/office/word/2015/wordml/symex" xmlns:wpg="http://schemas.microsoft.com/office/word/2010/wordprocessingGroup" xmlns:wpi="http://schemas.microsoft.com/office/word/2010/wordprocessingInk" xmlns:wne="http://schemas.microsoft.com/office/word/2006/wordml" xmlns:wps="http://schemas.microsoft.com/office/word/2010/wordprocessingShape" mc:Ignorable="w14 w15 w16se wp14">
+<w:endnotes xmlns:wpc="http://schemas.microsoft.com/office/word/2010/wordprocessingCanvas" xmlns:cx="http://schemas.microsoft.com/office/drawing/2014/chartex" xmlns:cx1="http://schemas.microsoft.com/office/drawing/2015/9/8/chartex" xmlns:cx2="http://schemas.microsoft.com/office/drawing/2015/10/21/chartex" xmlns:cx3="http://schemas.microsoft.com/office/drawing/2016/5/9/chartex" xmlns:cx4="http://schemas.microsoft.com/office/drawing/2016/5/10/chartex" xmlns:cx5="http://schemas.microsoft.com/office/drawing/2016/5/11/chartex" xmlns:cx6="http://schemas.microsoft.com/office/drawing/2016/5/12/chartex" xmlns:cx7="http://schemas.microsoft.com/office/drawing/2016/5/13/chartex" xmlns:cx8="http://schemas.microsoft.com/office/drawing/2016/5/14/chartex" xmlns:mc="http://schemas.openxmlformats.org/markup-compatibility/2006" xmlns:aink="http://schemas.microsoft.com/office/drawing/2016/ink" xmlns:am3d="http://schemas.microsoft.com/office/drawing/2017/model3d" xmlns:o="urn:schemas-microsoft-com:office:office" xmlns:oel="http://schemas.microsoft.com/office/2019/extlst" xmlns:r="http://schemas.openxmlformats.org/officeDocument/2006/relationships" xmlns:m="http://schemas.openxmlformats.org/officeDocument/2006/math" xmlns:v="urn:schemas-microsoft-com:vml" xmlns:wp14="http://schemas.microsoft.com/office/word/2010/wordprocessingDrawing" xmlns:wp="http://schemas.openxmlformats.org/drawingml/2006/wordprocessingDrawing" xmlns:w10="urn:schemas-microsoft-com:office:word" xmlns:w="http://schemas.openxmlformats.org/wordprocessingml/2006/main" xmlns:w14="http://schemas.microsoft.com/office/word/2010/wordml" xmlns:w15="http://schemas.microsoft.com/office/word/2012/wordml" xmlns:w16cex="http://schemas.microsoft.com/office/word/2018/wordml/cex" xmlns:w16cid="http://schemas.microsoft.com/office/word/2016/wordml/cid" xmlns:w16="http://schemas.microsoft.com/office/word/2018/wordml" xmlns:w16du="http://schemas.microsoft.com/office/word/2023/wordml/word16du" xmlns:w16sdtdh="http://schemas.microsoft.com/office/word/2020/wordml/sdtdatahash" xmlns:w16sdtfl="http://schemas.microsoft.com/office/word/2024/wordml/sdtformatlock" xmlns:w16se="http://schemas.microsoft.com/office/word/2015/wordml/symex" xmlns:wpg="http://schemas.microsoft.com/office/word/2010/wordprocessingGroup" xmlns:wpi="http://schemas.microsoft.com/office/word/2010/wordprocessingInk" xmlns:wne="http://schemas.microsoft.com/office/word/2006/wordml" xmlns:wps="http://schemas.microsoft.com/office/word/2010/wordprocessingShape" mc:Ignorable="w14 w15 w16se w16cid w16 w16cex w16sdtdh w16sdtfl w16du wp14">
   <w:endnote w:type="separator" w:id="-1">
     <w:p>
       <w:pPr>
@@ -1560,7 +1669,7 @@
 </file>
 
 <file path=word/footnotes.xml><?xml version="1.0" encoding="utf-8"?>
-<w:footnotes xmlns:wpc="http://schemas.microsoft.com/office/word/2010/wordprocessingCanvas" xmlns:cx="http://schemas.microsoft.com/office/drawing/2014/chartex" xmlns:cx1="http://schemas.microsoft.com/office/drawing/2015/9/8/chartex" xmlns:mc="http://schemas.openxmlformats.org/markup-compatibility/2006" xmlns:o="urn:schemas-microsoft-com:office:office" xmlns:r="http://schemas.openxmlformats.org/officeDocument/2006/relationships" xmlns:m="http://schemas.openxmlformats.org/officeDocument/2006/math" xmlns:v="urn:schemas-microsoft-com:vml" xmlns:wp14="http://schemas.microsoft.com/office/word/2010/wordprocessingDrawing" xmlns:wp="http://schemas.openxmlformats.org/drawingml/2006/wordprocessingDrawing" xmlns:w10="urn:schemas-microsoft-com:office:word" xmlns:w="http://schemas.openxmlformats.org/wordprocessingml/2006/main" xmlns:w14="http://schemas.microsoft.com/office/word/2010/wordml" xmlns:w15="http://schemas.microsoft.com/office/word/2012/wordml" xmlns:w16se="http://schemas.microsoft.com/office/word/2015/wordml/symex" xmlns:wpg="http://schemas.microsoft.com/office/word/2010/wordprocessingGroup" xmlns:wpi="http://schemas.microsoft.com/office/word/2010/wordprocessingInk" xmlns:wne="http://schemas.microsoft.com/office/word/2006/wordml" xmlns:wps="http://schemas.microsoft.com/office/word/2010/wordprocessingShape" mc:Ignorable="w14 w15 w16se wp14">
+<w:footnotes xmlns:wpc="http://schemas.microsoft.com/office/word/2010/wordprocessingCanvas" xmlns:cx="http://schemas.microsoft.com/office/drawing/2014/chartex" xmlns:cx1="http://schemas.microsoft.com/office/drawing/2015/9/8/chartex" xmlns:cx2="http://schemas.microsoft.com/office/drawing/2015/10/21/chartex" xmlns:cx3="http://schemas.microsoft.com/office/drawing/2016/5/9/chartex" xmlns:cx4="http://schemas.microsoft.com/office/drawing/2016/5/10/chartex" xmlns:cx5="http://schemas.microsoft.com/office/drawing/2016/5/11/chartex" xmlns:cx6="http://schemas.microsoft.com/office/drawing/2016/5/12/chartex" xmlns:cx7="http://schemas.microsoft.com/office/drawing/2016/5/13/chartex" xmlns:cx8="http://schemas.microsoft.com/office/drawing/2016/5/14/chartex" xmlns:mc="http://schemas.openxmlformats.org/markup-compatibility/2006" xmlns:aink="http://schemas.microsoft.com/office/drawing/2016/ink" xmlns:am3d="http://schemas.microsoft.com/office/drawing/2017/model3d" xmlns:o="urn:schemas-microsoft-com:office:office" xmlns:oel="http://schemas.microsoft.com/office/2019/extlst" xmlns:r="http://schemas.openxmlformats.org/officeDocument/2006/relationships" xmlns:m="http://schemas.openxmlformats.org/officeDocument/2006/math" xmlns:v="urn:schemas-microsoft-com:vml" xmlns:wp14="http://schemas.microsoft.com/office/word/2010/wordprocessingDrawing" xmlns:wp="http://schemas.openxmlformats.org/drawingml/2006/wordprocessingDrawing" xmlns:w10="urn:schemas-microsoft-com:office:word" xmlns:w="http://schemas.openxmlformats.org/wordprocessingml/2006/main" xmlns:w14="http://schemas.microsoft.com/office/word/2010/wordml" xmlns:w15="http://schemas.microsoft.com/office/word/2012/wordml" xmlns:w16cex="http://schemas.microsoft.com/office/word/2018/wordml/cex" xmlns:w16cid="http://schemas.microsoft.com/office/word/2016/wordml/cid" xmlns:w16="http://schemas.microsoft.com/office/word/2018/wordml" xmlns:w16du="http://schemas.microsoft.com/office/word/2023/wordml/word16du" xmlns:w16sdtdh="http://schemas.microsoft.com/office/word/2020/wordml/sdtdatahash" xmlns:w16sdtfl="http://schemas.microsoft.com/office/word/2024/wordml/sdtformatlock" xmlns:w16se="http://schemas.microsoft.com/office/word/2015/wordml/symex" xmlns:wpg="http://schemas.microsoft.com/office/word/2010/wordprocessingGroup" xmlns:wpi="http://schemas.microsoft.com/office/word/2010/wordprocessingInk" xmlns:wne="http://schemas.microsoft.com/office/word/2006/wordml" xmlns:wps="http://schemas.microsoft.com/office/word/2010/wordprocessingShape" mc:Ignorable="w14 w15 w16se w16cid w16 w16cex w16sdtdh w16sdtfl w16du wp14">
   <w:footnote w:type="separator" w:id="-1">
     <w:p>
       <w:pPr>
@@ -1737,65 +1846,11 @@
       </w:r>
     </w:p>
   </w:footnote>
-  <w:footnote w:id="5">
-    <w:p>
-      <w:pPr>
-        <w:pStyle w:val="FootnoteText"/>
-        <w:jc w:val="both"/>
-        <w:rPr>
-          <w:spacing w:val="-10"/>
-        </w:rPr>
-      </w:pPr>
-      <w:r>
-        <w:rPr>
-          <w:rStyle w:val="FootnoteReference"/>
-          <w:spacing w:val="-10"/>
-        </w:rPr>
-        <w:footnoteRef/>
-      </w:r>
-      <w:r>
-        <w:rPr>
-          <w:spacing w:val="-10"/>
-        </w:rPr>
-        <w:t xml:space="preserve"> - Người đại diện theo pháp luật của doanh nghiệp ký trực tiếp vào phần này. </w:t>
-      </w:r>
-    </w:p>
-    <w:p>
-      <w:pPr>
-        <w:pStyle w:val="FootnoteText"/>
-        <w:jc w:val="both"/>
-        <w:rPr>
-          <w:spacing w:val="-10"/>
-        </w:rPr>
-      </w:pPr>
-      <w:r>
-        <w:rPr>
-          <w:spacing w:val="-10"/>
-        </w:rPr>
-        <w:t xml:space="preserve">- Trường hợp đăng ký chuyển đổi loại hình doanh nghiệp đồng thời đăng ký thay đổi người đại diện theo pháp luật thì Chủ tịch Hội đồng quản trị của công ty sau chuyển đổi ký trực tiếp vào phần này. </w:t>
-      </w:r>
-    </w:p>
-    <w:p>
-      <w:pPr>
-        <w:pStyle w:val="FootnoteText"/>
-        <w:jc w:val="both"/>
-        <w:rPr>
-          <w:spacing w:val="-10"/>
-        </w:rPr>
-      </w:pPr>
-      <w:r>
-        <w:rPr>
-          <w:spacing w:val="-10"/>
-        </w:rPr>
-        <w:t>- Trường hợp Tòa án hoặc Trọng tài chỉ định người thực hiện thủ tục đăng ký doanh nghiệp thì người được chỉ định ký trực tiếp vào phần này.</w:t>
-      </w:r>
-    </w:p>
-  </w:footnote>
 </w:footnotes>
 </file>
 
 <file path=word/header1.xml><?xml version="1.0" encoding="utf-8"?>
-<w:hdr xmlns:wpc="http://schemas.microsoft.com/office/word/2010/wordprocessingCanvas" xmlns:cx="http://schemas.microsoft.com/office/drawing/2014/chartex" xmlns:cx1="http://schemas.microsoft.com/office/drawing/2015/9/8/chartex" xmlns:mc="http://schemas.openxmlformats.org/markup-compatibility/2006" xmlns:o="urn:schemas-microsoft-com:office:office" xmlns:r="http://schemas.openxmlformats.org/officeDocument/2006/relationships" xmlns:m="http://schemas.openxmlformats.org/officeDocument/2006/math" xmlns:v="urn:schemas-microsoft-com:vml" xmlns:wp14="http://schemas.microsoft.com/office/word/2010/wordprocessingDrawing" xmlns:wp="http://schemas.openxmlformats.org/drawingml/2006/wordprocessingDrawing" xmlns:w10="urn:schemas-microsoft-com:office:word" xmlns:w="http://schemas.openxmlformats.org/wordprocessingml/2006/main" xmlns:w14="http://schemas.microsoft.com/office/word/2010/wordml" xmlns:w15="http://schemas.microsoft.com/office/word/2012/wordml" xmlns:w16se="http://schemas.microsoft.com/office/word/2015/wordml/symex" xmlns:wpg="http://schemas.microsoft.com/office/word/2010/wordprocessingGroup" xmlns:wpi="http://schemas.microsoft.com/office/word/2010/wordprocessingInk" xmlns:wne="http://schemas.microsoft.com/office/word/2006/wordml" xmlns:wps="http://schemas.microsoft.com/office/word/2010/wordprocessingShape" mc:Ignorable="w14 w15 w16se wp14">
+<w:hdr xmlns:wpc="http://schemas.microsoft.com/office/word/2010/wordprocessingCanvas" xmlns:cx="http://schemas.microsoft.com/office/drawing/2014/chartex" xmlns:cx1="http://schemas.microsoft.com/office/drawing/2015/9/8/chartex" xmlns:cx2="http://schemas.microsoft.com/office/drawing/2015/10/21/chartex" xmlns:cx3="http://schemas.microsoft.com/office/drawing/2016/5/9/chartex" xmlns:cx4="http://schemas.microsoft.com/office/drawing/2016/5/10/chartex" xmlns:cx5="http://schemas.microsoft.com/office/drawing/2016/5/11/chartex" xmlns:cx6="http://schemas.microsoft.com/office/drawing/2016/5/12/chartex" xmlns:cx7="http://schemas.microsoft.com/office/drawing/2016/5/13/chartex" xmlns:cx8="http://schemas.microsoft.com/office/drawing/2016/5/14/chartex" xmlns:mc="http://schemas.openxmlformats.org/markup-compatibility/2006" xmlns:aink="http://schemas.microsoft.com/office/drawing/2016/ink" xmlns:am3d="http://schemas.microsoft.com/office/drawing/2017/model3d" xmlns:o="urn:schemas-microsoft-com:office:office" xmlns:oel="http://schemas.microsoft.com/office/2019/extlst" xmlns:r="http://schemas.openxmlformats.org/officeDocument/2006/relationships" xmlns:m="http://schemas.openxmlformats.org/officeDocument/2006/math" xmlns:v="urn:schemas-microsoft-com:vml" xmlns:wp14="http://schemas.microsoft.com/office/word/2010/wordprocessingDrawing" xmlns:wp="http://schemas.openxmlformats.org/drawingml/2006/wordprocessingDrawing" xmlns:w10="urn:schemas-microsoft-com:office:word" xmlns:w="http://schemas.openxmlformats.org/wordprocessingml/2006/main" xmlns:w14="http://schemas.microsoft.com/office/word/2010/wordml" xmlns:w15="http://schemas.microsoft.com/office/word/2012/wordml" xmlns:w16cex="http://schemas.microsoft.com/office/word/2018/wordml/cex" xmlns:w16cid="http://schemas.microsoft.com/office/word/2016/wordml/cid" xmlns:w16="http://schemas.microsoft.com/office/word/2018/wordml" xmlns:w16du="http://schemas.microsoft.com/office/word/2023/wordml/word16du" xmlns:w16sdtdh="http://schemas.microsoft.com/office/word/2020/wordml/sdtdatahash" xmlns:w16sdtfl="http://schemas.microsoft.com/office/word/2024/wordml/sdtformatlock" xmlns:w16se="http://schemas.microsoft.com/office/word/2015/wordml/symex" xmlns:wpg="http://schemas.microsoft.com/office/word/2010/wordprocessingGroup" xmlns:wpi="http://schemas.microsoft.com/office/word/2010/wordprocessingInk" xmlns:wne="http://schemas.microsoft.com/office/word/2006/wordml" xmlns:wps="http://schemas.microsoft.com/office/word/2010/wordprocessingShape" mc:Ignorable="w14 w15 w16se w16cid w16 w16cex w16sdtdh w16sdtfl w16du wp14">
   <w:p>
     <w:pPr>
       <w:pStyle w:val="Header"/>
@@ -1806,7 +1861,7 @@
 </file>
 
 <file path=word/numbering.xml><?xml version="1.0" encoding="utf-8"?>
-<w:numbering xmlns:wpc="http://schemas.microsoft.com/office/word/2010/wordprocessingCanvas" xmlns:cx="http://schemas.microsoft.com/office/drawing/2014/chartex" xmlns:cx1="http://schemas.microsoft.com/office/drawing/2015/9/8/chartex" xmlns:mc="http://schemas.openxmlformats.org/markup-compatibility/2006" xmlns:o="urn:schemas-microsoft-com:office:office" xmlns:r="http://schemas.openxmlformats.org/officeDocument/2006/relationships" xmlns:m="http://schemas.openxmlformats.org/officeDocument/2006/math" xmlns:v="urn:schemas-microsoft-com:vml" xmlns:wp14="http://schemas.microsoft.com/office/word/2010/wordprocessingDrawing" xmlns:wp="http://schemas.openxmlformats.org/drawingml/2006/wordprocessingDrawing" xmlns:w10="urn:schemas-microsoft-com:office:word" xmlns:w="http://schemas.openxmlformats.org/wordprocessingml/2006/main" xmlns:w14="http://schemas.microsoft.com/office/word/2010/wordml" xmlns:w15="http://schemas.microsoft.com/office/word/2012/wordml" xmlns:w16se="http://schemas.microsoft.com/office/word/2015/wordml/symex" xmlns:wpg="http://schemas.microsoft.com/office/word/2010/wordprocessingGroup" xmlns:wpi="http://schemas.microsoft.com/office/word/2010/wordprocessingInk" xmlns:wne="http://schemas.microsoft.com/office/word/2006/wordml" xmlns:wps="http://schemas.microsoft.com/office/word/2010/wordprocessingShape" mc:Ignorable="w14 w15 w16se wp14">
+<w:numbering xmlns:wpc="http://schemas.microsoft.com/office/word/2010/wordprocessingCanvas" xmlns:cx="http://schemas.microsoft.com/office/drawing/2014/chartex" xmlns:cx1="http://schemas.microsoft.com/office/drawing/2015/9/8/chartex" xmlns:cx2="http://schemas.microsoft.com/office/drawing/2015/10/21/chartex" xmlns:cx3="http://schemas.microsoft.com/office/drawing/2016/5/9/chartex" xmlns:cx4="http://schemas.microsoft.com/office/drawing/2016/5/10/chartex" xmlns:cx5="http://schemas.microsoft.com/office/drawing/2016/5/11/chartex" xmlns:cx6="http://schemas.microsoft.com/office/drawing/2016/5/12/chartex" xmlns:cx7="http://schemas.microsoft.com/office/drawing/2016/5/13/chartex" xmlns:cx8="http://schemas.microsoft.com/office/drawing/2016/5/14/chartex" xmlns:mc="http://schemas.openxmlformats.org/markup-compatibility/2006" xmlns:aink="http://schemas.microsoft.com/office/drawing/2016/ink" xmlns:am3d="http://schemas.microsoft.com/office/drawing/2017/model3d" xmlns:o="urn:schemas-microsoft-com:office:office" xmlns:oel="http://schemas.microsoft.com/office/2019/extlst" xmlns:r="http://schemas.openxmlformats.org/officeDocument/2006/relationships" xmlns:m="http://schemas.openxmlformats.org/officeDocument/2006/math" xmlns:v="urn:schemas-microsoft-com:vml" xmlns:wp14="http://schemas.microsoft.com/office/word/2010/wordprocessingDrawing" xmlns:wp="http://schemas.openxmlformats.org/drawingml/2006/wordprocessingDrawing" xmlns:w10="urn:schemas-microsoft-com:office:word" xmlns:w="http://schemas.openxmlformats.org/wordprocessingml/2006/main" xmlns:w14="http://schemas.microsoft.com/office/word/2010/wordml" xmlns:w15="http://schemas.microsoft.com/office/word/2012/wordml" xmlns:w16cex="http://schemas.microsoft.com/office/word/2018/wordml/cex" xmlns:w16cid="http://schemas.microsoft.com/office/word/2016/wordml/cid" xmlns:w16="http://schemas.microsoft.com/office/word/2018/wordml" xmlns:w16du="http://schemas.microsoft.com/office/word/2023/wordml/word16du" xmlns:w16sdtdh="http://schemas.microsoft.com/office/word/2020/wordml/sdtdatahash" xmlns:w16sdtfl="http://schemas.microsoft.com/office/word/2024/wordml/sdtformatlock" xmlns:w16se="http://schemas.microsoft.com/office/word/2015/wordml/symex" xmlns:wpg="http://schemas.microsoft.com/office/word/2010/wordprocessingGroup" xmlns:wpi="http://schemas.microsoft.com/office/word/2010/wordprocessingInk" xmlns:wne="http://schemas.microsoft.com/office/word/2006/wordml" xmlns:wps="http://schemas.microsoft.com/office/word/2010/wordprocessingShape" mc:Ignorable="w14 w15 w16se w16cid w16 w16cex w16sdtdh w16sdtfl w16du wp14">
   <w:abstractNum w:abstractNumId="0" w15:restartNumberingAfterBreak="0">
     <w:nsid w:val="5AD55BB2"/>
     <w:multiLevelType w:val="hybridMultilevel"/>
@@ -1899,14 +1954,14 @@
       </w:pPr>
     </w:lvl>
   </w:abstractNum>
-  <w:num w:numId="1">
+  <w:num w:numId="1" w16cid:durableId="2038969111">
     <w:abstractNumId w:val="0"/>
   </w:num>
 </w:numbering>
 </file>
 
 <file path=word/styles.xml><?xml version="1.0" encoding="utf-8"?>
-<w:styles xmlns:mc="http://schemas.openxmlformats.org/markup-compatibility/2006" xmlns:r="http://schemas.openxmlformats.org/officeDocument/2006/relationships" xmlns:w="http://schemas.openxmlformats.org/wordprocessingml/2006/main" xmlns:w14="http://schemas.microsoft.com/office/word/2010/wordml" xmlns:w15="http://schemas.microsoft.com/office/word/2012/wordml" xmlns:w16se="http://schemas.microsoft.com/office/word/2015/wordml/symex" mc:Ignorable="w14 w15 w16se">
+<w:styles xmlns:mc="http://schemas.openxmlformats.org/markup-compatibility/2006" xmlns:r="http://schemas.openxmlformats.org/officeDocument/2006/relationships" xmlns:w="http://schemas.openxmlformats.org/wordprocessingml/2006/main" xmlns:w14="http://schemas.microsoft.com/office/word/2010/wordml" xmlns:w15="http://schemas.microsoft.com/office/word/2012/wordml" xmlns:w16cex="http://schemas.microsoft.com/office/word/2018/wordml/cex" xmlns:w16cid="http://schemas.microsoft.com/office/word/2016/wordml/cid" xmlns:w16="http://schemas.microsoft.com/office/word/2018/wordml" xmlns:w16du="http://schemas.microsoft.com/office/word/2023/wordml/word16du" xmlns:w16sdtdh="http://schemas.microsoft.com/office/word/2020/wordml/sdtdatahash" xmlns:w16sdtfl="http://schemas.microsoft.com/office/word/2024/wordml/sdtformatlock" xmlns:w16se="http://schemas.microsoft.com/office/word/2015/wordml/symex" mc:Ignorable="w14 w15 w16se w16cid w16 w16cex w16sdtdh w16sdtfl w16du">
   <w:docDefaults>
     <w:rPrDefault>
       <w:rPr>
@@ -1922,7 +1977,7 @@
       </w:pPr>
     </w:pPrDefault>
   </w:docDefaults>
-  <w:latentStyles w:defLockedState="0" w:defUIPriority="99" w:defSemiHidden="0" w:defUnhideWhenUsed="0" w:defQFormat="0" w:count="371">
+  <w:latentStyles w:defLockedState="0" w:defUIPriority="99" w:defSemiHidden="0" w:defUnhideWhenUsed="0" w:defQFormat="0" w:count="376">
     <w:lsdException w:name="Normal" w:uiPriority="0" w:qFormat="1"/>
     <w:lsdException w:name="heading 1" w:uiPriority="9" w:qFormat="1"/>
     <w:lsdException w:name="heading 2" w:semiHidden="1" w:uiPriority="9" w:unhideWhenUsed="1" w:qFormat="1"/>
@@ -2294,6 +2349,11 @@
     <w:lsdException w:name="List Table 5 Dark Accent 6" w:uiPriority="50"/>
     <w:lsdException w:name="List Table 6 Colorful Accent 6" w:uiPriority="51"/>
     <w:lsdException w:name="List Table 7 Colorful Accent 6" w:uiPriority="52"/>
+    <w:lsdException w:name="Mention" w:semiHidden="1" w:unhideWhenUsed="1"/>
+    <w:lsdException w:name="Smart Hyperlink" w:semiHidden="1" w:unhideWhenUsed="1"/>
+    <w:lsdException w:name="Hashtag" w:semiHidden="1" w:unhideWhenUsed="1"/>
+    <w:lsdException w:name="Unresolved Mention" w:semiHidden="1" w:unhideWhenUsed="1"/>
+    <w:lsdException w:name="Smart Link" w:semiHidden="1" w:unhideWhenUsed="1"/>
   </w:latentStyles>
   <w:style w:type="paragraph" w:default="1" w:styleId="Normal">
     <w:name w:val="Normal"/>

--- a/CÔNG TY TNHH DUY TÂN FOODS/DuyTan_ChuyenDoiLoaiHinhDN/HoSo_DuyTan_01082026/HoSo_DuyTan_01082026/03_DuyTan_DanhSach_ChuSoHuuHuongLoi.docx
+++ b/CÔNG TY TNHH DUY TÂN FOODS/DuyTan_ChuyenDoiLoaiHinhDN/HoSo_DuyTan_01082026/HoSo_DuyTan_01082026/03_DuyTan_DanhSach_ChuSoHuuHuongLoi.docx
@@ -1,6 +1,6 @@
 
 <file path=word/document.xml><?xml version="1.0" encoding="utf-8"?>
-<w:document xmlns:wpc="http://schemas.microsoft.com/office/word/2010/wordprocessingCanvas" xmlns:cx="http://schemas.microsoft.com/office/drawing/2014/chartex" xmlns:cx1="http://schemas.microsoft.com/office/drawing/2015/9/8/chartex" xmlns:cx2="http://schemas.microsoft.com/office/drawing/2015/10/21/chartex" xmlns:cx3="http://schemas.microsoft.com/office/drawing/2016/5/9/chartex" xmlns:cx4="http://schemas.microsoft.com/office/drawing/2016/5/10/chartex" xmlns:cx5="http://schemas.microsoft.com/office/drawing/2016/5/11/chartex" xmlns:cx6="http://schemas.microsoft.com/office/drawing/2016/5/12/chartex" xmlns:cx7="http://schemas.microsoft.com/office/drawing/2016/5/13/chartex" xmlns:cx8="http://schemas.microsoft.com/office/drawing/2016/5/14/chartex" xmlns:mc="http://schemas.openxmlformats.org/markup-compatibility/2006" xmlns:aink="http://schemas.microsoft.com/office/drawing/2016/ink" xmlns:am3d="http://schemas.microsoft.com/office/drawing/2017/model3d" xmlns:o="urn:schemas-microsoft-com:office:office" xmlns:oel="http://schemas.microsoft.com/office/2019/extlst" xmlns:r="http://schemas.openxmlformats.org/officeDocument/2006/relationships" xmlns:m="http://schemas.openxmlformats.org/officeDocument/2006/math" xmlns:v="urn:schemas-microsoft-com:vml" xmlns:wp14="http://schemas.microsoft.com/office/word/2010/wordprocessingDrawing" xmlns:wp="http://schemas.openxmlformats.org/drawingml/2006/wordprocessingDrawing" xmlns:w10="urn:schemas-microsoft-com:office:word" xmlns:w="http://schemas.openxmlformats.org/wordprocessingml/2006/main" xmlns:w14="http://schemas.microsoft.com/office/word/2010/wordml" xmlns:w15="http://schemas.microsoft.com/office/word/2012/wordml" xmlns:w16cex="http://schemas.microsoft.com/office/word/2018/wordml/cex" xmlns:w16cid="http://schemas.microsoft.com/office/word/2016/wordml/cid" xmlns:w16="http://schemas.microsoft.com/office/word/2018/wordml" xmlns:w16du="http://schemas.microsoft.com/office/word/2023/wordml/word16du" xmlns:w16sdtdh="http://schemas.microsoft.com/office/word/2020/wordml/sdtdatahash" xmlns:w16sdtfl="http://schemas.microsoft.com/office/word/2024/wordml/sdtformatlock" xmlns:w16se="http://schemas.microsoft.com/office/word/2015/wordml/symex" xmlns:wpg="http://schemas.microsoft.com/office/word/2010/wordprocessingGroup" xmlns:wpi="http://schemas.microsoft.com/office/word/2010/wordprocessingInk" xmlns:wne="http://schemas.microsoft.com/office/word/2006/wordml" xmlns:wps="http://schemas.microsoft.com/office/word/2010/wordprocessingShape" mc:Ignorable="w14 w15 w16se w16cid w16 w16cex w16sdtdh w16sdtfl w16du wp14">
+<w:document xmlns:wpc="http://schemas.microsoft.com/office/word/2010/wordprocessingCanvas" xmlns:cx="http://schemas.microsoft.com/office/drawing/2014/chartex" xmlns:cx1="http://schemas.microsoft.com/office/drawing/2015/9/8/chartex" xmlns:mc="http://schemas.openxmlformats.org/markup-compatibility/2006" xmlns:o="urn:schemas-microsoft-com:office:office" xmlns:r="http://schemas.openxmlformats.org/officeDocument/2006/relationships" xmlns:m="http://schemas.openxmlformats.org/officeDocument/2006/math" xmlns:v="urn:schemas-microsoft-com:vml" xmlns:wp14="http://schemas.microsoft.com/office/word/2010/wordprocessingDrawing" xmlns:wp="http://schemas.openxmlformats.org/drawingml/2006/wordprocessingDrawing" xmlns:w10="urn:schemas-microsoft-com:office:word" xmlns:w="http://schemas.openxmlformats.org/wordprocessingml/2006/main" xmlns:w14="http://schemas.microsoft.com/office/word/2010/wordml" xmlns:w15="http://schemas.microsoft.com/office/word/2012/wordml" xmlns:w16se="http://schemas.microsoft.com/office/word/2015/wordml/symex" xmlns:wpg="http://schemas.microsoft.com/office/word/2010/wordprocessingGroup" xmlns:wpi="http://schemas.microsoft.com/office/word/2010/wordprocessingInk" xmlns:wne="http://schemas.microsoft.com/office/word/2006/wordml" xmlns:wps="http://schemas.microsoft.com/office/word/2010/wordprocessingShape" mc:Ignorable="w14 w15 w16se wp14">
   <w:body>
     <w:p>
       <w:pPr>
@@ -1531,7 +1531,27 @@
                 <w:rFonts w:ascii="Times New Roman" w:hAnsi="Times New Roman" w:cs="Times New Roman"/>
               </w:rPr>
               <w:br/>
-              <w:t>Thành phố Hồ Chí Minh, ngày 01 tháng 08 năm 2026</w:t>
+              <w:t xml:space="preserve">Thành phố Hồ Chí Minh, ngày </w:t>
+            </w:r>
+            <w:r>
+              <w:rPr>
+                <w:rFonts w:ascii="Times New Roman" w:hAnsi="Times New Roman" w:cs="Times New Roman"/>
+              </w:rPr>
+              <w:t>0</w:t>
+            </w:r>
+            <w:bookmarkStart w:id="0" w:name="_GoBack"/>
+            <w:bookmarkEnd w:id="0"/>
+            <w:r>
+              <w:rPr>
+                <w:rFonts w:ascii="Times New Roman" w:hAnsi="Times New Roman" w:cs="Times New Roman"/>
+              </w:rPr>
+              <w:t>3</w:t>
+            </w:r>
+            <w:r>
+              <w:rPr>
+                <w:rFonts w:ascii="Times New Roman" w:hAnsi="Times New Roman" w:cs="Times New Roman"/>
+              </w:rPr>
+              <w:t xml:space="preserve"> tháng 08 năm 2026</w:t>
             </w:r>
             <w:r>
               <w:rPr>
@@ -1644,7 +1664,7 @@
 </file>
 
 <file path=word/endnotes.xml><?xml version="1.0" encoding="utf-8"?>
-<w:endnotes xmlns:wpc="http://schemas.microsoft.com/office/word/2010/wordprocessingCanvas" xmlns:cx="http://schemas.microsoft.com/office/drawing/2014/chartex" xmlns:cx1="http://schemas.microsoft.com/office/drawing/2015/9/8/chartex" xmlns:cx2="http://schemas.microsoft.com/office/drawing/2015/10/21/chartex" xmlns:cx3="http://schemas.microsoft.com/office/drawing/2016/5/9/chartex" xmlns:cx4="http://schemas.microsoft.com/office/drawing/2016/5/10/chartex" xmlns:cx5="http://schemas.microsoft.com/office/drawing/2016/5/11/chartex" xmlns:cx6="http://schemas.microsoft.com/office/drawing/2016/5/12/chartex" xmlns:cx7="http://schemas.microsoft.com/office/drawing/2016/5/13/chartex" xmlns:cx8="http://schemas.microsoft.com/office/drawing/2016/5/14/chartex" xmlns:mc="http://schemas.openxmlformats.org/markup-compatibility/2006" xmlns:aink="http://schemas.microsoft.com/office/drawing/2016/ink" xmlns:am3d="http://schemas.microsoft.com/office/drawing/2017/model3d" xmlns:o="urn:schemas-microsoft-com:office:office" xmlns:oel="http://schemas.microsoft.com/office/2019/extlst" xmlns:r="http://schemas.openxmlformats.org/officeDocument/2006/relationships" xmlns:m="http://schemas.openxmlformats.org/officeDocument/2006/math" xmlns:v="urn:schemas-microsoft-com:vml" xmlns:wp14="http://schemas.microsoft.com/office/word/2010/wordprocessingDrawing" xmlns:wp="http://schemas.openxmlformats.org/drawingml/2006/wordprocessingDrawing" xmlns:w10="urn:schemas-microsoft-com:office:word" xmlns:w="http://schemas.openxmlformats.org/wordprocessingml/2006/main" xmlns:w14="http://schemas.microsoft.com/office/word/2010/wordml" xmlns:w15="http://schemas.microsoft.com/office/word/2012/wordml" xmlns:w16cex="http://schemas.microsoft.com/office/word/2018/wordml/cex" xmlns:w16cid="http://schemas.microsoft.com/office/word/2016/wordml/cid" xmlns:w16="http://schemas.microsoft.com/office/word/2018/wordml" xmlns:w16du="http://schemas.microsoft.com/office/word/2023/wordml/word16du" xmlns:w16sdtdh="http://schemas.microsoft.com/office/word/2020/wordml/sdtdatahash" xmlns:w16sdtfl="http://schemas.microsoft.com/office/word/2024/wordml/sdtformatlock" xmlns:w16se="http://schemas.microsoft.com/office/word/2015/wordml/symex" xmlns:wpg="http://schemas.microsoft.com/office/word/2010/wordprocessingGroup" xmlns:wpi="http://schemas.microsoft.com/office/word/2010/wordprocessingInk" xmlns:wne="http://schemas.microsoft.com/office/word/2006/wordml" xmlns:wps="http://schemas.microsoft.com/office/word/2010/wordprocessingShape" mc:Ignorable="w14 w15 w16se w16cid w16 w16cex w16sdtdh w16sdtfl w16du wp14">
+<w:endnotes xmlns:wpc="http://schemas.microsoft.com/office/word/2010/wordprocessingCanvas" xmlns:cx="http://schemas.microsoft.com/office/drawing/2014/chartex" xmlns:cx1="http://schemas.microsoft.com/office/drawing/2015/9/8/chartex" xmlns:mc="http://schemas.openxmlformats.org/markup-compatibility/2006" xmlns:o="urn:schemas-microsoft-com:office:office" xmlns:r="http://schemas.openxmlformats.org/officeDocument/2006/relationships" xmlns:m="http://schemas.openxmlformats.org/officeDocument/2006/math" xmlns:v="urn:schemas-microsoft-com:vml" xmlns:wp14="http://schemas.microsoft.com/office/word/2010/wordprocessingDrawing" xmlns:wp="http://schemas.openxmlformats.org/drawingml/2006/wordprocessingDrawing" xmlns:w10="urn:schemas-microsoft-com:office:word" xmlns:w="http://schemas.openxmlformats.org/wordprocessingml/2006/main" xmlns:w14="http://schemas.microsoft.com/office/word/2010/wordml" xmlns:w15="http://schemas.microsoft.com/office/word/2012/wordml" xmlns:w16se="http://schemas.microsoft.com/office/word/2015/wordml/symex" xmlns:wpg="http://schemas.microsoft.com/office/word/2010/wordprocessingGroup" xmlns:wpi="http://schemas.microsoft.com/office/word/2010/wordprocessingInk" xmlns:wne="http://schemas.microsoft.com/office/word/2006/wordml" xmlns:wps="http://schemas.microsoft.com/office/word/2010/wordprocessingShape" mc:Ignorable="w14 w15 w16se wp14">
   <w:endnote w:type="separator" w:id="-1">
     <w:p>
       <w:pPr>
@@ -1669,7 +1689,7 @@
 </file>
 
 <file path=word/footnotes.xml><?xml version="1.0" encoding="utf-8"?>
-<w:footnotes xmlns:wpc="http://schemas.microsoft.com/office/word/2010/wordprocessingCanvas" xmlns:cx="http://schemas.microsoft.com/office/drawing/2014/chartex" xmlns:cx1="http://schemas.microsoft.com/office/drawing/2015/9/8/chartex" xmlns:cx2="http://schemas.microsoft.com/office/drawing/2015/10/21/chartex" xmlns:cx3="http://schemas.microsoft.com/office/drawing/2016/5/9/chartex" xmlns:cx4="http://schemas.microsoft.com/office/drawing/2016/5/10/chartex" xmlns:cx5="http://schemas.microsoft.com/office/drawing/2016/5/11/chartex" xmlns:cx6="http://schemas.microsoft.com/office/drawing/2016/5/12/chartex" xmlns:cx7="http://schemas.microsoft.com/office/drawing/2016/5/13/chartex" xmlns:cx8="http://schemas.microsoft.com/office/drawing/2016/5/14/chartex" xmlns:mc="http://schemas.openxmlformats.org/markup-compatibility/2006" xmlns:aink="http://schemas.microsoft.com/office/drawing/2016/ink" xmlns:am3d="http://schemas.microsoft.com/office/drawing/2017/model3d" xmlns:o="urn:schemas-microsoft-com:office:office" xmlns:oel="http://schemas.microsoft.com/office/2019/extlst" xmlns:r="http://schemas.openxmlformats.org/officeDocument/2006/relationships" xmlns:m="http://schemas.openxmlformats.org/officeDocument/2006/math" xmlns:v="urn:schemas-microsoft-com:vml" xmlns:wp14="http://schemas.microsoft.com/office/word/2010/wordprocessingDrawing" xmlns:wp="http://schemas.openxmlformats.org/drawingml/2006/wordprocessingDrawing" xmlns:w10="urn:schemas-microsoft-com:office:word" xmlns:w="http://schemas.openxmlformats.org/wordprocessingml/2006/main" xmlns:w14="http://schemas.microsoft.com/office/word/2010/wordml" xmlns:w15="http://schemas.microsoft.com/office/word/2012/wordml" xmlns:w16cex="http://schemas.microsoft.com/office/word/2018/wordml/cex" xmlns:w16cid="http://schemas.microsoft.com/office/word/2016/wordml/cid" xmlns:w16="http://schemas.microsoft.com/office/word/2018/wordml" xmlns:w16du="http://schemas.microsoft.com/office/word/2023/wordml/word16du" xmlns:w16sdtdh="http://schemas.microsoft.com/office/word/2020/wordml/sdtdatahash" xmlns:w16sdtfl="http://schemas.microsoft.com/office/word/2024/wordml/sdtformatlock" xmlns:w16se="http://schemas.microsoft.com/office/word/2015/wordml/symex" xmlns:wpg="http://schemas.microsoft.com/office/word/2010/wordprocessingGroup" xmlns:wpi="http://schemas.microsoft.com/office/word/2010/wordprocessingInk" xmlns:wne="http://schemas.microsoft.com/office/word/2006/wordml" xmlns:wps="http://schemas.microsoft.com/office/word/2010/wordprocessingShape" mc:Ignorable="w14 w15 w16se w16cid w16 w16cex w16sdtdh w16sdtfl w16du wp14">
+<w:footnotes xmlns:wpc="http://schemas.microsoft.com/office/word/2010/wordprocessingCanvas" xmlns:cx="http://schemas.microsoft.com/office/drawing/2014/chartex" xmlns:cx1="http://schemas.microsoft.com/office/drawing/2015/9/8/chartex" xmlns:mc="http://schemas.openxmlformats.org/markup-compatibility/2006" xmlns:o="urn:schemas-microsoft-com:office:office" xmlns:r="http://schemas.openxmlformats.org/officeDocument/2006/relationships" xmlns:m="http://schemas.openxmlformats.org/officeDocument/2006/math" xmlns:v="urn:schemas-microsoft-com:vml" xmlns:wp14="http://schemas.microsoft.com/office/word/2010/wordprocessingDrawing" xmlns:wp="http://schemas.openxmlformats.org/drawingml/2006/wordprocessingDrawing" xmlns:w10="urn:schemas-microsoft-com:office:word" xmlns:w="http://schemas.openxmlformats.org/wordprocessingml/2006/main" xmlns:w14="http://schemas.microsoft.com/office/word/2010/wordml" xmlns:w15="http://schemas.microsoft.com/office/word/2012/wordml" xmlns:w16se="http://schemas.microsoft.com/office/word/2015/wordml/symex" xmlns:wpg="http://schemas.microsoft.com/office/word/2010/wordprocessingGroup" xmlns:wpi="http://schemas.microsoft.com/office/word/2010/wordprocessingInk" xmlns:wne="http://schemas.microsoft.com/office/word/2006/wordml" xmlns:wps="http://schemas.microsoft.com/office/word/2010/wordprocessingShape" mc:Ignorable="w14 w15 w16se wp14">
   <w:footnote w:type="separator" w:id="-1">
     <w:p>
       <w:pPr>
@@ -1850,7 +1870,7 @@
 </file>
 
 <file path=word/header1.xml><?xml version="1.0" encoding="utf-8"?>
-<w:hdr xmlns:wpc="http://schemas.microsoft.com/office/word/2010/wordprocessingCanvas" xmlns:cx="http://schemas.microsoft.com/office/drawing/2014/chartex" xmlns:cx1="http://schemas.microsoft.com/office/drawing/2015/9/8/chartex" xmlns:cx2="http://schemas.microsoft.com/office/drawing/2015/10/21/chartex" xmlns:cx3="http://schemas.microsoft.com/office/drawing/2016/5/9/chartex" xmlns:cx4="http://schemas.microsoft.com/office/drawing/2016/5/10/chartex" xmlns:cx5="http://schemas.microsoft.com/office/drawing/2016/5/11/chartex" xmlns:cx6="http://schemas.microsoft.com/office/drawing/2016/5/12/chartex" xmlns:cx7="http://schemas.microsoft.com/office/drawing/2016/5/13/chartex" xmlns:cx8="http://schemas.microsoft.com/office/drawing/2016/5/14/chartex" xmlns:mc="http://schemas.openxmlformats.org/markup-compatibility/2006" xmlns:aink="http://schemas.microsoft.com/office/drawing/2016/ink" xmlns:am3d="http://schemas.microsoft.com/office/drawing/2017/model3d" xmlns:o="urn:schemas-microsoft-com:office:office" xmlns:oel="http://schemas.microsoft.com/office/2019/extlst" xmlns:r="http://schemas.openxmlformats.org/officeDocument/2006/relationships" xmlns:m="http://schemas.openxmlformats.org/officeDocument/2006/math" xmlns:v="urn:schemas-microsoft-com:vml" xmlns:wp14="http://schemas.microsoft.com/office/word/2010/wordprocessingDrawing" xmlns:wp="http://schemas.openxmlformats.org/drawingml/2006/wordprocessingDrawing" xmlns:w10="urn:schemas-microsoft-com:office:word" xmlns:w="http://schemas.openxmlformats.org/wordprocessingml/2006/main" xmlns:w14="http://schemas.microsoft.com/office/word/2010/wordml" xmlns:w15="http://schemas.microsoft.com/office/word/2012/wordml" xmlns:w16cex="http://schemas.microsoft.com/office/word/2018/wordml/cex" xmlns:w16cid="http://schemas.microsoft.com/office/word/2016/wordml/cid" xmlns:w16="http://schemas.microsoft.com/office/word/2018/wordml" xmlns:w16du="http://schemas.microsoft.com/office/word/2023/wordml/word16du" xmlns:w16sdtdh="http://schemas.microsoft.com/office/word/2020/wordml/sdtdatahash" xmlns:w16sdtfl="http://schemas.microsoft.com/office/word/2024/wordml/sdtformatlock" xmlns:w16se="http://schemas.microsoft.com/office/word/2015/wordml/symex" xmlns:wpg="http://schemas.microsoft.com/office/word/2010/wordprocessingGroup" xmlns:wpi="http://schemas.microsoft.com/office/word/2010/wordprocessingInk" xmlns:wne="http://schemas.microsoft.com/office/word/2006/wordml" xmlns:wps="http://schemas.microsoft.com/office/word/2010/wordprocessingShape" mc:Ignorable="w14 w15 w16se w16cid w16 w16cex w16sdtdh w16sdtfl w16du wp14">
+<w:hdr xmlns:wpc="http://schemas.microsoft.com/office/word/2010/wordprocessingCanvas" xmlns:cx="http://schemas.microsoft.com/office/drawing/2014/chartex" xmlns:cx1="http://schemas.microsoft.com/office/drawing/2015/9/8/chartex" xmlns:mc="http://schemas.openxmlformats.org/markup-compatibility/2006" xmlns:o="urn:schemas-microsoft-com:office:office" xmlns:r="http://schemas.openxmlformats.org/officeDocument/2006/relationships" xmlns:m="http://schemas.openxmlformats.org/officeDocument/2006/math" xmlns:v="urn:schemas-microsoft-com:vml" xmlns:wp14="http://schemas.microsoft.com/office/word/2010/wordprocessingDrawing" xmlns:wp="http://schemas.openxmlformats.org/drawingml/2006/wordprocessingDrawing" xmlns:w10="urn:schemas-microsoft-com:office:word" xmlns:w="http://schemas.openxmlformats.org/wordprocessingml/2006/main" xmlns:w14="http://schemas.microsoft.com/office/word/2010/wordml" xmlns:w15="http://schemas.microsoft.com/office/word/2012/wordml" xmlns:w16se="http://schemas.microsoft.com/office/word/2015/wordml/symex" xmlns:wpg="http://schemas.microsoft.com/office/word/2010/wordprocessingGroup" xmlns:wpi="http://schemas.microsoft.com/office/word/2010/wordprocessingInk" xmlns:wne="http://schemas.microsoft.com/office/word/2006/wordml" xmlns:wps="http://schemas.microsoft.com/office/word/2010/wordprocessingShape" mc:Ignorable="w14 w15 w16se wp14">
   <w:p>
     <w:pPr>
       <w:pStyle w:val="Header"/>
@@ -1861,7 +1881,7 @@
 </file>
 
 <file path=word/numbering.xml><?xml version="1.0" encoding="utf-8"?>
-<w:numbering xmlns:wpc="http://schemas.microsoft.com/office/word/2010/wordprocessingCanvas" xmlns:cx="http://schemas.microsoft.com/office/drawing/2014/chartex" xmlns:cx1="http://schemas.microsoft.com/office/drawing/2015/9/8/chartex" xmlns:cx2="http://schemas.microsoft.com/office/drawing/2015/10/21/chartex" xmlns:cx3="http://schemas.microsoft.com/office/drawing/2016/5/9/chartex" xmlns:cx4="http://schemas.microsoft.com/office/drawing/2016/5/10/chartex" xmlns:cx5="http://schemas.microsoft.com/office/drawing/2016/5/11/chartex" xmlns:cx6="http://schemas.microsoft.com/office/drawing/2016/5/12/chartex" xmlns:cx7="http://schemas.microsoft.com/office/drawing/2016/5/13/chartex" xmlns:cx8="http://schemas.microsoft.com/office/drawing/2016/5/14/chartex" xmlns:mc="http://schemas.openxmlformats.org/markup-compatibility/2006" xmlns:aink="http://schemas.microsoft.com/office/drawing/2016/ink" xmlns:am3d="http://schemas.microsoft.com/office/drawing/2017/model3d" xmlns:o="urn:schemas-microsoft-com:office:office" xmlns:oel="http://schemas.microsoft.com/office/2019/extlst" xmlns:r="http://schemas.openxmlformats.org/officeDocument/2006/relationships" xmlns:m="http://schemas.openxmlformats.org/officeDocument/2006/math" xmlns:v="urn:schemas-microsoft-com:vml" xmlns:wp14="http://schemas.microsoft.com/office/word/2010/wordprocessingDrawing" xmlns:wp="http://schemas.openxmlformats.org/drawingml/2006/wordprocessingDrawing" xmlns:w10="urn:schemas-microsoft-com:office:word" xmlns:w="http://schemas.openxmlformats.org/wordprocessingml/2006/main" xmlns:w14="http://schemas.microsoft.com/office/word/2010/wordml" xmlns:w15="http://schemas.microsoft.com/office/word/2012/wordml" xmlns:w16cex="http://schemas.microsoft.com/office/word/2018/wordml/cex" xmlns:w16cid="http://schemas.microsoft.com/office/word/2016/wordml/cid" xmlns:w16="http://schemas.microsoft.com/office/word/2018/wordml" xmlns:w16du="http://schemas.microsoft.com/office/word/2023/wordml/word16du" xmlns:w16sdtdh="http://schemas.microsoft.com/office/word/2020/wordml/sdtdatahash" xmlns:w16sdtfl="http://schemas.microsoft.com/office/word/2024/wordml/sdtformatlock" xmlns:w16se="http://schemas.microsoft.com/office/word/2015/wordml/symex" xmlns:wpg="http://schemas.microsoft.com/office/word/2010/wordprocessingGroup" xmlns:wpi="http://schemas.microsoft.com/office/word/2010/wordprocessingInk" xmlns:wne="http://schemas.microsoft.com/office/word/2006/wordml" xmlns:wps="http://schemas.microsoft.com/office/word/2010/wordprocessingShape" mc:Ignorable="w14 w15 w16se w16cid w16 w16cex w16sdtdh w16sdtfl w16du wp14">
+<w:numbering xmlns:wpc="http://schemas.microsoft.com/office/word/2010/wordprocessingCanvas" xmlns:cx="http://schemas.microsoft.com/office/drawing/2014/chartex" xmlns:cx1="http://schemas.microsoft.com/office/drawing/2015/9/8/chartex" xmlns:mc="http://schemas.openxmlformats.org/markup-compatibility/2006" xmlns:o="urn:schemas-microsoft-com:office:office" xmlns:r="http://schemas.openxmlformats.org/officeDocument/2006/relationships" xmlns:m="http://schemas.openxmlformats.org/officeDocument/2006/math" xmlns:v="urn:schemas-microsoft-com:vml" xmlns:wp14="http://schemas.microsoft.com/office/word/2010/wordprocessingDrawing" xmlns:wp="http://schemas.openxmlformats.org/drawingml/2006/wordprocessingDrawing" xmlns:w10="urn:schemas-microsoft-com:office:word" xmlns:w="http://schemas.openxmlformats.org/wordprocessingml/2006/main" xmlns:w14="http://schemas.microsoft.com/office/word/2010/wordml" xmlns:w15="http://schemas.microsoft.com/office/word/2012/wordml" xmlns:w16se="http://schemas.microsoft.com/office/word/2015/wordml/symex" xmlns:wpg="http://schemas.microsoft.com/office/word/2010/wordprocessingGroup" xmlns:wpi="http://schemas.microsoft.com/office/word/2010/wordprocessingInk" xmlns:wne="http://schemas.microsoft.com/office/word/2006/wordml" xmlns:wps="http://schemas.microsoft.com/office/word/2010/wordprocessingShape" mc:Ignorable="w14 w15 w16se wp14">
   <w:abstractNum w:abstractNumId="0" w15:restartNumberingAfterBreak="0">
     <w:nsid w:val="5AD55BB2"/>
     <w:multiLevelType w:val="hybridMultilevel"/>
@@ -1954,14 +1974,14 @@
       </w:pPr>
     </w:lvl>
   </w:abstractNum>
-  <w:num w:numId="1" w16cid:durableId="2038969111">
+  <w:num w:numId="1">
     <w:abstractNumId w:val="0"/>
   </w:num>
 </w:numbering>
 </file>
 
 <file path=word/styles.xml><?xml version="1.0" encoding="utf-8"?>
-<w:styles xmlns:mc="http://schemas.openxmlformats.org/markup-compatibility/2006" xmlns:r="http://schemas.openxmlformats.org/officeDocument/2006/relationships" xmlns:w="http://schemas.openxmlformats.org/wordprocessingml/2006/main" xmlns:w14="http://schemas.microsoft.com/office/word/2010/wordml" xmlns:w15="http://schemas.microsoft.com/office/word/2012/wordml" xmlns:w16cex="http://schemas.microsoft.com/office/word/2018/wordml/cex" xmlns:w16cid="http://schemas.microsoft.com/office/word/2016/wordml/cid" xmlns:w16="http://schemas.microsoft.com/office/word/2018/wordml" xmlns:w16du="http://schemas.microsoft.com/office/word/2023/wordml/word16du" xmlns:w16sdtdh="http://schemas.microsoft.com/office/word/2020/wordml/sdtdatahash" xmlns:w16sdtfl="http://schemas.microsoft.com/office/word/2024/wordml/sdtformatlock" xmlns:w16se="http://schemas.microsoft.com/office/word/2015/wordml/symex" mc:Ignorable="w14 w15 w16se w16cid w16 w16cex w16sdtdh w16sdtfl w16du">
+<w:styles xmlns:mc="http://schemas.openxmlformats.org/markup-compatibility/2006" xmlns:r="http://schemas.openxmlformats.org/officeDocument/2006/relationships" xmlns:w="http://schemas.openxmlformats.org/wordprocessingml/2006/main" xmlns:w14="http://schemas.microsoft.com/office/word/2010/wordml" xmlns:w15="http://schemas.microsoft.com/office/word/2012/wordml" xmlns:w16se="http://schemas.microsoft.com/office/word/2015/wordml/symex" mc:Ignorable="w14 w15 w16se">
   <w:docDefaults>
     <w:rPrDefault>
       <w:rPr>
@@ -1977,7 +1997,7 @@
       </w:pPr>
     </w:pPrDefault>
   </w:docDefaults>
-  <w:latentStyles w:defLockedState="0" w:defUIPriority="99" w:defSemiHidden="0" w:defUnhideWhenUsed="0" w:defQFormat="0" w:count="376">
+  <w:latentStyles w:defLockedState="0" w:defUIPriority="99" w:defSemiHidden="0" w:defUnhideWhenUsed="0" w:defQFormat="0" w:count="371">
     <w:lsdException w:name="Normal" w:uiPriority="0" w:qFormat="1"/>
     <w:lsdException w:name="heading 1" w:uiPriority="9" w:qFormat="1"/>
     <w:lsdException w:name="heading 2" w:semiHidden="1" w:uiPriority="9" w:unhideWhenUsed="1" w:qFormat="1"/>
@@ -2349,11 +2369,6 @@
     <w:lsdException w:name="List Table 5 Dark Accent 6" w:uiPriority="50"/>
     <w:lsdException w:name="List Table 6 Colorful Accent 6" w:uiPriority="51"/>
     <w:lsdException w:name="List Table 7 Colorful Accent 6" w:uiPriority="52"/>
-    <w:lsdException w:name="Mention" w:semiHidden="1" w:unhideWhenUsed="1"/>
-    <w:lsdException w:name="Smart Hyperlink" w:semiHidden="1" w:unhideWhenUsed="1"/>
-    <w:lsdException w:name="Hashtag" w:semiHidden="1" w:unhideWhenUsed="1"/>
-    <w:lsdException w:name="Unresolved Mention" w:semiHidden="1" w:unhideWhenUsed="1"/>
-    <w:lsdException w:name="Smart Link" w:semiHidden="1" w:unhideWhenUsed="1"/>
   </w:latentStyles>
   <w:style w:type="paragraph" w:default="1" w:styleId="Normal">
     <w:name w:val="Normal"/>
